--- a/BR DEPL GUIDES/BangerRatios_ProjectStatus.docx
+++ b/BR DEPL GUIDES/BangerRatios_ProjectStatus.docx
@@ -38,13 +38,41 @@
         <w:spacing w:after="80"/>
         <w:jc w:val="center"/>
       </w:pPr>
+      <w:proofErr w:type="gramStart"/>
       <w:r>
         <w:rPr>
           <w:color w:val="666666"/>
           <w:sz w:val="20"/>
           <w:szCs w:val="20"/>
         </w:rPr>
-        <w:t>bangerratios.com  ·  February 2026  ·  Consolidated from DEP I–XVII</w:t>
+        <w:t>bangerratios.com  ·</w:t>
+      </w:r>
+      <w:proofErr w:type="gramEnd"/>
+      <w:r>
+        <w:rPr>
+          <w:color w:val="666666"/>
+          <w:sz w:val="20"/>
+          <w:szCs w:val="20"/>
+        </w:rPr>
+        <w:t xml:space="preserve">  February </w:t>
+      </w:r>
+      <w:proofErr w:type="gramStart"/>
+      <w:r>
+        <w:rPr>
+          <w:color w:val="666666"/>
+          <w:sz w:val="20"/>
+          <w:szCs w:val="20"/>
+        </w:rPr>
+        <w:t>2026  ·</w:t>
+      </w:r>
+      <w:proofErr w:type="gramEnd"/>
+      <w:r>
+        <w:rPr>
+          <w:color w:val="666666"/>
+          <w:sz w:val="20"/>
+          <w:szCs w:val="20"/>
+        </w:rPr>
+        <w:t xml:space="preserve">  Consolidated from DEP I–XVII</w:t>
       </w:r>
     </w:p>
     <w:p>
@@ -58,7 +86,25 @@
           <w:sz w:val="20"/>
           <w:szCs w:val="20"/>
         </w:rPr>
-        <w:t>github.com/jamestfilmer-ops</w:t>
+        <w:t>github.com/</w:t>
+      </w:r>
+      <w:proofErr w:type="spellStart"/>
+      <w:r>
+        <w:rPr>
+          <w:color w:val="666666"/>
+          <w:sz w:val="20"/>
+          <w:szCs w:val="20"/>
+        </w:rPr>
+        <w:t>jamestfilmer</w:t>
+      </w:r>
+      <w:proofErr w:type="spellEnd"/>
+      <w:r>
+        <w:rPr>
+          <w:color w:val="666666"/>
+          <w:sz w:val="20"/>
+          <w:szCs w:val="20"/>
+        </w:rPr>
+        <w:t>-ops</w:t>
       </w:r>
     </w:p>
     <w:p>
@@ -82,7 +128,15 @@
         <w:spacing w:before="80" w:after="80"/>
       </w:pPr>
       <w:r>
-        <w:t>This document is a complete audit of every deployment guide (DEP I through DEP XVII) written for Banger Ratios. It maps out every bug you encountered, every fix that was attempted, every feature that was planned or built, and every piece of work whose status is currently uncertain. The goal is to give you a single clear picture of where the project stands so you can work through it page by page, system by system.</w:t>
+        <w:t xml:space="preserve">This document is a complete audit of every deployment guide (DEP I through DEP XVII) written for Banger Ratios. It maps out every bug you encountered, every fix that was attempted, every feature that was planned or built, and every piece of work whose status is currently uncertain. The goal is to give you a single clear picture of where the project stands so you can work through </w:t>
+      </w:r>
+      <w:proofErr w:type="gramStart"/>
+      <w:r>
+        <w:t>it</w:t>
+      </w:r>
+      <w:proofErr w:type="gramEnd"/>
+      <w:r>
+        <w:t xml:space="preserve"> page by page, system by system.</w:t>
       </w:r>
     </w:p>
     <w:p>
@@ -133,12 +187,6 @@
         <w:gridCol w:w="6960"/>
       </w:tblGrid>
       <w:tr>
-        <w:tblPrEx>
-          <w:tblCellMar>
-            <w:top w:w="0" w:type="dxa"/>
-            <w:bottom w:w="0" w:type="dxa"/>
-          </w:tblCellMar>
-        </w:tblPrEx>
         <w:trPr>
           <w:tblHeader/>
         </w:trPr>
@@ -204,12 +252,6 @@
         </w:tc>
       </w:tr>
       <w:tr>
-        <w:tblPrEx>
-          <w:tblCellMar>
-            <w:top w:w="0" w:type="dxa"/>
-            <w:bottom w:w="0" w:type="dxa"/>
-          </w:tblCellMar>
-        </w:tblPrEx>
         <w:tc>
           <w:tcPr>
             <w:tcW w:w="2400" w:type="dxa"/>
@@ -267,12 +309,6 @@
         </w:tc>
       </w:tr>
       <w:tr>
-        <w:tblPrEx>
-          <w:tblCellMar>
-            <w:top w:w="0" w:type="dxa"/>
-            <w:bottom w:w="0" w:type="dxa"/>
-          </w:tblCellMar>
-        </w:tblPrEx>
         <w:tc>
           <w:tcPr>
             <w:tcW w:w="2400" w:type="dxa"/>
@@ -330,12 +366,6 @@
         </w:tc>
       </w:tr>
       <w:tr>
-        <w:tblPrEx>
-          <w:tblCellMar>
-            <w:top w:w="0" w:type="dxa"/>
-            <w:bottom w:w="0" w:type="dxa"/>
-          </w:tblCellMar>
-        </w:tblPrEx>
         <w:tc>
           <w:tcPr>
             <w:tcW w:w="2400" w:type="dxa"/>
@@ -382,23 +412,26 @@
             </w:tcMar>
           </w:tcPr>
           <w:p>
-            <w:r>
-              <w:rPr>
-                <w:sz w:val="20"/>
-                <w:szCs w:val="20"/>
-              </w:rPr>
-              <w:t>Supabase (PostgreSQL) — albums, tracks, ratings, profiles, follows</w:t>
+            <w:proofErr w:type="spellStart"/>
+            <w:r>
+              <w:rPr>
+                <w:sz w:val="20"/>
+                <w:szCs w:val="20"/>
+              </w:rPr>
+              <w:t>Supabase</w:t>
+            </w:r>
+            <w:proofErr w:type="spellEnd"/>
+            <w:r>
+              <w:rPr>
+                <w:sz w:val="20"/>
+                <w:szCs w:val="20"/>
+              </w:rPr>
+              <w:t xml:space="preserve"> (PostgreSQL) — albums, tracks, ratings, profiles, follows</w:t>
             </w:r>
           </w:p>
         </w:tc>
       </w:tr>
       <w:tr>
-        <w:tblPrEx>
-          <w:tblCellMar>
-            <w:top w:w="0" w:type="dxa"/>
-            <w:bottom w:w="0" w:type="dxa"/>
-          </w:tblCellMar>
-        </w:tblPrEx>
         <w:tc>
           <w:tcPr>
             <w:tcW w:w="2400" w:type="dxa"/>
@@ -445,23 +478,26 @@
             </w:tcMar>
           </w:tcPr>
           <w:p>
-            <w:r>
-              <w:rPr>
-                <w:sz w:val="20"/>
-                <w:szCs w:val="20"/>
-              </w:rPr>
-              <w:t>Supabase Auth (email/password)</w:t>
+            <w:proofErr w:type="spellStart"/>
+            <w:r>
+              <w:rPr>
+                <w:sz w:val="20"/>
+                <w:szCs w:val="20"/>
+              </w:rPr>
+              <w:t>Supabase</w:t>
+            </w:r>
+            <w:proofErr w:type="spellEnd"/>
+            <w:r>
+              <w:rPr>
+                <w:sz w:val="20"/>
+                <w:szCs w:val="20"/>
+              </w:rPr>
+              <w:t xml:space="preserve"> Auth (email/password)</w:t>
             </w:r>
           </w:p>
         </w:tc>
       </w:tr>
       <w:tr>
-        <w:tblPrEx>
-          <w:tblCellMar>
-            <w:top w:w="0" w:type="dxa"/>
-            <w:bottom w:w="0" w:type="dxa"/>
-          </w:tblCellMar>
-        </w:tblPrEx>
         <w:tc>
           <w:tcPr>
             <w:tcW w:w="2400" w:type="dxa"/>
@@ -519,12 +555,6 @@
         </w:tc>
       </w:tr>
       <w:tr>
-        <w:tblPrEx>
-          <w:tblCellMar>
-            <w:top w:w="0" w:type="dxa"/>
-            <w:bottom w:w="0" w:type="dxa"/>
-          </w:tblCellMar>
-        </w:tblPrEx>
         <w:tc>
           <w:tcPr>
             <w:tcW w:w="2400" w:type="dxa"/>
@@ -582,12 +612,6 @@
         </w:tc>
       </w:tr>
       <w:tr>
-        <w:tblPrEx>
-          <w:tblCellMar>
-            <w:top w:w="0" w:type="dxa"/>
-            <w:bottom w:w="0" w:type="dxa"/>
-          </w:tblCellMar>
-        </w:tblPrEx>
         <w:tc>
           <w:tcPr>
             <w:tcW w:w="2400" w:type="dxa"/>
@@ -634,23 +658,26 @@
             </w:tcMar>
           </w:tcPr>
           <w:p>
-            <w:r>
-              <w:rPr>
-                <w:sz w:val="20"/>
-                <w:szCs w:val="20"/>
-              </w:rPr>
-              <w:t>Vercel (auto-deploy from GitHub)</w:t>
+            <w:proofErr w:type="spellStart"/>
+            <w:r>
+              <w:rPr>
+                <w:sz w:val="20"/>
+                <w:szCs w:val="20"/>
+              </w:rPr>
+              <w:t>Vercel</w:t>
+            </w:r>
+            <w:proofErr w:type="spellEnd"/>
+            <w:r>
+              <w:rPr>
+                <w:sz w:val="20"/>
+                <w:szCs w:val="20"/>
+              </w:rPr>
+              <w:t xml:space="preserve"> (auto-deploy from GitHub)</w:t>
             </w:r>
           </w:p>
         </w:tc>
       </w:tr>
       <w:tr>
-        <w:tblPrEx>
-          <w:tblCellMar>
-            <w:top w:w="0" w:type="dxa"/>
-            <w:bottom w:w="0" w:type="dxa"/>
-          </w:tblCellMar>
-        </w:tblPrEx>
         <w:tc>
           <w:tcPr>
             <w:tcW w:w="2400" w:type="dxa"/>
@@ -702,18 +729,28 @@
                 <w:sz w:val="20"/>
                 <w:szCs w:val="20"/>
               </w:rPr>
-              <w:t>www.bangerratios.com via Vercel DNS</w:t>
+              <w:t xml:space="preserve">www.bangerratios.com via </w:t>
+            </w:r>
+            <w:proofErr w:type="spellStart"/>
+            <w:r>
+              <w:rPr>
+                <w:sz w:val="20"/>
+                <w:szCs w:val="20"/>
+              </w:rPr>
+              <w:t>Vercel</w:t>
+            </w:r>
+            <w:proofErr w:type="spellEnd"/>
+            <w:r>
+              <w:rPr>
+                <w:sz w:val="20"/>
+                <w:szCs w:val="20"/>
+              </w:rPr>
+              <w:t xml:space="preserve"> DNS</w:t>
             </w:r>
           </w:p>
         </w:tc>
       </w:tr>
       <w:tr>
-        <w:tblPrEx>
-          <w:tblCellMar>
-            <w:top w:w="0" w:type="dxa"/>
-            <w:bottom w:w="0" w:type="dxa"/>
-          </w:tblCellMar>
-        </w:tblPrEx>
         <w:tc>
           <w:tcPr>
             <w:tcW w:w="2400" w:type="dxa"/>
@@ -732,14 +769,25 @@
             </w:tcMar>
           </w:tcPr>
           <w:p>
-            <w:r>
-              <w:rPr>
-                <w:b/>
-                <w:bCs/>
-                <w:sz w:val="20"/>
-                <w:szCs w:val="20"/>
-              </w:rPr>
-              <w:t>Supabase URL</w:t>
+            <w:proofErr w:type="spellStart"/>
+            <w:r>
+              <w:rPr>
+                <w:b/>
+                <w:bCs/>
+                <w:sz w:val="20"/>
+                <w:szCs w:val="20"/>
+              </w:rPr>
+              <w:t>Supabase</w:t>
+            </w:r>
+            <w:proofErr w:type="spellEnd"/>
+            <w:r>
+              <w:rPr>
+                <w:b/>
+                <w:bCs/>
+                <w:sz w:val="20"/>
+                <w:szCs w:val="20"/>
+              </w:rPr>
+              <w:t xml:space="preserve"> URL</w:t>
             </w:r>
           </w:p>
         </w:tc>
@@ -771,12 +819,6 @@
         </w:tc>
       </w:tr>
       <w:tr>
-        <w:tblPrEx>
-          <w:tblCellMar>
-            <w:top w:w="0" w:type="dxa"/>
-            <w:bottom w:w="0" w:type="dxa"/>
-          </w:tblCellMar>
-        </w:tblPrEx>
         <w:tc>
           <w:tcPr>
             <w:tcW w:w="2400" w:type="dxa"/>
@@ -884,12 +926,6 @@
         <w:gridCol w:w="4560"/>
       </w:tblGrid>
       <w:tr>
-        <w:tblPrEx>
-          <w:tblCellMar>
-            <w:top w:w="0" w:type="dxa"/>
-            <w:bottom w:w="0" w:type="dxa"/>
-          </w:tblCellMar>
-        </w:tblPrEx>
         <w:trPr>
           <w:tblHeader/>
         </w:trPr>
@@ -985,12 +1021,6 @@
         </w:tc>
       </w:tr>
       <w:tr>
-        <w:tblPrEx>
-          <w:tblCellMar>
-            <w:top w:w="0" w:type="dxa"/>
-            <w:bottom w:w="0" w:type="dxa"/>
-          </w:tblCellMar>
-        </w:tblPrEx>
         <w:tc>
           <w:tcPr>
             <w:tcW w:w="2800" w:type="dxa"/>
@@ -1069,18 +1099,108 @@
                 <w:sz w:val="19"/>
                 <w:szCs w:val="19"/>
               </w:rPr>
-              <w:t>Replace handle_new_user() trigger so it includes all profile columns (banner_url, avatar_url, spotify_id, bio, display_name). This was the #1 recurring issue across 8+ guides.</w:t>
+              <w:t xml:space="preserve">Replace </w:t>
+            </w:r>
+            <w:proofErr w:type="spellStart"/>
+            <w:r>
+              <w:rPr>
+                <w:sz w:val="19"/>
+                <w:szCs w:val="19"/>
+              </w:rPr>
+              <w:t>handle_new_</w:t>
+            </w:r>
+            <w:proofErr w:type="gramStart"/>
+            <w:r>
+              <w:rPr>
+                <w:sz w:val="19"/>
+                <w:szCs w:val="19"/>
+              </w:rPr>
+              <w:t>user</w:t>
+            </w:r>
+            <w:proofErr w:type="spellEnd"/>
+            <w:r>
+              <w:rPr>
+                <w:sz w:val="19"/>
+                <w:szCs w:val="19"/>
+              </w:rPr>
+              <w:t>(</w:t>
+            </w:r>
+            <w:proofErr w:type="gramEnd"/>
+            <w:r>
+              <w:rPr>
+                <w:sz w:val="19"/>
+                <w:szCs w:val="19"/>
+              </w:rPr>
+              <w:t>) trigger so it includes all profile columns (</w:t>
+            </w:r>
+            <w:proofErr w:type="spellStart"/>
+            <w:r>
+              <w:rPr>
+                <w:sz w:val="19"/>
+                <w:szCs w:val="19"/>
+              </w:rPr>
+              <w:t>banner_url</w:t>
+            </w:r>
+            <w:proofErr w:type="spellEnd"/>
+            <w:r>
+              <w:rPr>
+                <w:sz w:val="19"/>
+                <w:szCs w:val="19"/>
+              </w:rPr>
+              <w:t xml:space="preserve">, </w:t>
+            </w:r>
+            <w:proofErr w:type="spellStart"/>
+            <w:r>
+              <w:rPr>
+                <w:sz w:val="19"/>
+                <w:szCs w:val="19"/>
+              </w:rPr>
+              <w:t>avatar_url</w:t>
+            </w:r>
+            <w:proofErr w:type="spellEnd"/>
+            <w:r>
+              <w:rPr>
+                <w:sz w:val="19"/>
+                <w:szCs w:val="19"/>
+              </w:rPr>
+              <w:t xml:space="preserve">, </w:t>
+            </w:r>
+            <w:proofErr w:type="spellStart"/>
+            <w:r>
+              <w:rPr>
+                <w:sz w:val="19"/>
+                <w:szCs w:val="19"/>
+              </w:rPr>
+              <w:t>spotify_id</w:t>
+            </w:r>
+            <w:proofErr w:type="spellEnd"/>
+            <w:r>
+              <w:rPr>
+                <w:sz w:val="19"/>
+                <w:szCs w:val="19"/>
+              </w:rPr>
+              <w:t xml:space="preserve">, bio, </w:t>
+            </w:r>
+            <w:proofErr w:type="spellStart"/>
+            <w:r>
+              <w:rPr>
+                <w:sz w:val="19"/>
+                <w:szCs w:val="19"/>
+              </w:rPr>
+              <w:t>display_name</w:t>
+            </w:r>
+            <w:proofErr w:type="spellEnd"/>
+            <w:r>
+              <w:rPr>
+                <w:sz w:val="19"/>
+                <w:szCs w:val="19"/>
+              </w:rPr>
+              <w:t>). This was the #1 recurring issue across 8+ guides.</w:t>
             </w:r>
           </w:p>
         </w:tc>
       </w:tr>
       <w:tr>
-        <w:tblPrEx>
-          <w:tblCellMar>
-            <w:top w:w="0" w:type="dxa"/>
-            <w:bottom w:w="0" w:type="dxa"/>
-          </w:tblCellMar>
-        </w:tblPrEx>
         <w:tc>
           <w:tcPr>
             <w:tcW w:w="2800" w:type="dxa"/>
@@ -1159,18 +1279,28 @@
                 <w:sz w:val="19"/>
                 <w:szCs w:val="19"/>
               </w:rPr>
-              <w:t>Run the SQL trigger fix first. Then check Supabase → Auth → Users to confirm user exists. Also confirm email confirmation is set up.</w:t>
+              <w:t xml:space="preserve">Run the SQL trigger fix first. Then check </w:t>
+            </w:r>
+            <w:proofErr w:type="spellStart"/>
+            <w:r>
+              <w:rPr>
+                <w:sz w:val="19"/>
+                <w:szCs w:val="19"/>
+              </w:rPr>
+              <w:t>Supabase</w:t>
+            </w:r>
+            <w:proofErr w:type="spellEnd"/>
+            <w:r>
+              <w:rPr>
+                <w:sz w:val="19"/>
+                <w:szCs w:val="19"/>
+              </w:rPr>
+              <w:t xml:space="preserve"> → Auth → Users to confirm user exists. Also confirm email confirmation is set up.</w:t>
             </w:r>
           </w:p>
         </w:tc>
       </w:tr>
       <w:tr>
-        <w:tblPrEx>
-          <w:tblCellMar>
-            <w:top w:w="0" w:type="dxa"/>
-            <w:bottom w:w="0" w:type="dxa"/>
-          </w:tblCellMar>
-        </w:tblPrEx>
         <w:tc>
           <w:tcPr>
             <w:tcW w:w="2800" w:type="dxa"/>
@@ -1255,12 +1385,6 @@
         </w:tc>
       </w:tr>
       <w:tr>
-        <w:tblPrEx>
-          <w:tblCellMar>
-            <w:top w:w="0" w:type="dxa"/>
-            <w:bottom w:w="0" w:type="dxa"/>
-          </w:tblCellMar>
-        </w:tblPrEx>
         <w:tc>
           <w:tcPr>
             <w:tcW w:w="2800" w:type="dxa"/>
@@ -1307,13 +1431,23 @@
             </w:tcMar>
           </w:tcPr>
           <w:p>
-            <w:r>
-              <w:rPr>
-                <w:color w:val="666666"/>
-                <w:sz w:val="19"/>
-                <w:szCs w:val="19"/>
-              </w:rPr>
-              <w:t>RootLayout export was missing or broken</w:t>
+            <w:proofErr w:type="spellStart"/>
+            <w:r>
+              <w:rPr>
+                <w:color w:val="666666"/>
+                <w:sz w:val="19"/>
+                <w:szCs w:val="19"/>
+              </w:rPr>
+              <w:t>RootLayout</w:t>
+            </w:r>
+            <w:proofErr w:type="spellEnd"/>
+            <w:r>
+              <w:rPr>
+                <w:color w:val="666666"/>
+                <w:sz w:val="19"/>
+                <w:szCs w:val="19"/>
+              </w:rPr>
+              <w:t xml:space="preserve"> export was missing or broken</w:t>
             </w:r>
           </w:p>
         </w:tc>
@@ -1339,18 +1473,28 @@
                 <w:sz w:val="19"/>
                 <w:szCs w:val="19"/>
               </w:rPr>
-              <w:t>Replace layout.js entirely with the correct version that exports RootLayout as default.</w:t>
+              <w:t xml:space="preserve">Replace layout.js entirely with the correct version that exports </w:t>
+            </w:r>
+            <w:proofErr w:type="spellStart"/>
+            <w:r>
+              <w:rPr>
+                <w:sz w:val="19"/>
+                <w:szCs w:val="19"/>
+              </w:rPr>
+              <w:t>RootLayout</w:t>
+            </w:r>
+            <w:proofErr w:type="spellEnd"/>
+            <w:r>
+              <w:rPr>
+                <w:sz w:val="19"/>
+                <w:szCs w:val="19"/>
+              </w:rPr>
+              <w:t xml:space="preserve"> as default.</w:t>
             </w:r>
           </w:p>
         </w:tc>
       </w:tr>
       <w:tr>
-        <w:tblPrEx>
-          <w:tblCellMar>
-            <w:top w:w="0" w:type="dxa"/>
-            <w:bottom w:w="0" w:type="dxa"/>
-          </w:tblCellMar>
-        </w:tblPrEx>
         <w:tc>
           <w:tcPr>
             <w:tcW w:w="2800" w:type="dxa"/>
@@ -1376,7 +1520,31 @@
                 <w:sz w:val="19"/>
                 <w:szCs w:val="19"/>
               </w:rPr>
-              <w:t>"zsh: event not found" in terminal</w:t>
+              <w:t>"</w:t>
+            </w:r>
+            <w:proofErr w:type="spellStart"/>
+            <w:proofErr w:type="gramStart"/>
+            <w:r>
+              <w:rPr>
+                <w:b/>
+                <w:bCs/>
+                <w:color w:val="CC0000"/>
+                <w:sz w:val="19"/>
+                <w:szCs w:val="19"/>
+              </w:rPr>
+              <w:t>zsh</w:t>
+            </w:r>
+            <w:proofErr w:type="spellEnd"/>
+            <w:proofErr w:type="gramEnd"/>
+            <w:r>
+              <w:rPr>
+                <w:b/>
+                <w:bCs/>
+                <w:color w:val="CC0000"/>
+                <w:sz w:val="19"/>
+                <w:szCs w:val="19"/>
+              </w:rPr>
+              <w:t>: event not found" in terminal</w:t>
             </w:r>
           </w:p>
         </w:tc>
@@ -1397,13 +1565,41 @@
             </w:tcMar>
           </w:tcPr>
           <w:p>
-            <w:r>
-              <w:rPr>
-                <w:color w:val="666666"/>
-                <w:sz w:val="19"/>
-                <w:szCs w:val="19"/>
-              </w:rPr>
-              <w:t>zsh interprets ! in heredoc strings as history expansion</w:t>
+            <w:proofErr w:type="spellStart"/>
+            <w:r>
+              <w:rPr>
+                <w:color w:val="666666"/>
+                <w:sz w:val="19"/>
+                <w:szCs w:val="19"/>
+              </w:rPr>
+              <w:t>zsh</w:t>
+            </w:r>
+            <w:proofErr w:type="spellEnd"/>
+            <w:r>
+              <w:rPr>
+                <w:color w:val="666666"/>
+                <w:sz w:val="19"/>
+                <w:szCs w:val="19"/>
+              </w:rPr>
+              <w:t xml:space="preserve"> </w:t>
+            </w:r>
+            <w:proofErr w:type="gramStart"/>
+            <w:r>
+              <w:rPr>
+                <w:color w:val="666666"/>
+                <w:sz w:val="19"/>
+                <w:szCs w:val="19"/>
+              </w:rPr>
+              <w:t>interprets !</w:t>
+            </w:r>
+            <w:proofErr w:type="gramEnd"/>
+            <w:r>
+              <w:rPr>
+                <w:color w:val="666666"/>
+                <w:sz w:val="19"/>
+                <w:szCs w:val="19"/>
+              </w:rPr>
+              <w:t xml:space="preserve"> in heredoc strings as history expansion</w:t>
             </w:r>
           </w:p>
         </w:tc>
@@ -1435,12 +1631,6 @@
         </w:tc>
       </w:tr>
       <w:tr>
-        <w:tblPrEx>
-          <w:tblCellMar>
-            <w:top w:w="0" w:type="dxa"/>
-            <w:bottom w:w="0" w:type="dxa"/>
-          </w:tblCellMar>
-        </w:tblPrEx>
         <w:tc>
           <w:tcPr>
             <w:tcW w:w="2800" w:type="dxa"/>
@@ -1519,18 +1709,28 @@
                 <w:sz w:val="19"/>
                 <w:szCs w:val="19"/>
               </w:rPr>
-              <w:t>Type the closing word on its own line and press Enter. Or press Ctrl+C to cancel.</w:t>
+              <w:t xml:space="preserve">Type the closing word on its own line and press Enter. Or press </w:t>
+            </w:r>
+            <w:proofErr w:type="spellStart"/>
+            <w:r>
+              <w:rPr>
+                <w:sz w:val="19"/>
+                <w:szCs w:val="19"/>
+              </w:rPr>
+              <w:t>Ctrl+C</w:t>
+            </w:r>
+            <w:proofErr w:type="spellEnd"/>
+            <w:r>
+              <w:rPr>
+                <w:sz w:val="19"/>
+                <w:szCs w:val="19"/>
+              </w:rPr>
+              <w:t xml:space="preserve"> to cancel.</w:t>
             </w:r>
           </w:p>
         </w:tc>
       </w:tr>
       <w:tr>
-        <w:tblPrEx>
-          <w:tblCellMar>
-            <w:top w:w="0" w:type="dxa"/>
-            <w:bottom w:w="0" w:type="dxa"/>
-          </w:tblCellMar>
-        </w:tblPrEx>
         <w:tc>
           <w:tcPr>
             <w:tcW w:w="2800" w:type="dxa"/>
@@ -1583,7 +1783,43 @@
                 <w:sz w:val="19"/>
                 <w:szCs w:val="19"/>
               </w:rPr>
-              <w:t>Last.fm key missing from .env.local, or server not restarted after adding it</w:t>
+              <w:t xml:space="preserve">Last.fm key missing </w:t>
+            </w:r>
+            <w:proofErr w:type="gramStart"/>
+            <w:r>
+              <w:rPr>
+                <w:color w:val="666666"/>
+                <w:sz w:val="19"/>
+                <w:szCs w:val="19"/>
+              </w:rPr>
+              <w:t>from .</w:t>
+            </w:r>
+            <w:proofErr w:type="spellStart"/>
+            <w:r>
+              <w:rPr>
+                <w:color w:val="666666"/>
+                <w:sz w:val="19"/>
+                <w:szCs w:val="19"/>
+              </w:rPr>
+              <w:t>env</w:t>
+            </w:r>
+            <w:proofErr w:type="gramEnd"/>
+            <w:r>
+              <w:rPr>
+                <w:color w:val="666666"/>
+                <w:sz w:val="19"/>
+                <w:szCs w:val="19"/>
+              </w:rPr>
+              <w:t>.local</w:t>
+            </w:r>
+            <w:proofErr w:type="spellEnd"/>
+            <w:r>
+              <w:rPr>
+                <w:color w:val="666666"/>
+                <w:sz w:val="19"/>
+                <w:szCs w:val="19"/>
+              </w:rPr>
+              <w:t>, or server not restarted after adding it</w:t>
             </w:r>
           </w:p>
         </w:tc>
@@ -1609,18 +1845,76 @@
                 <w:sz w:val="19"/>
                 <w:szCs w:val="19"/>
               </w:rPr>
-              <w:t>Add NEXT_PUBLIC_LASTFM_KEY to .env.local, then Ctrl+C and npm run dev again.</w:t>
+              <w:t xml:space="preserve">Add NEXT_PUBLIC_LASTFM_KEY </w:t>
+            </w:r>
+            <w:proofErr w:type="gramStart"/>
+            <w:r>
+              <w:rPr>
+                <w:sz w:val="19"/>
+                <w:szCs w:val="19"/>
+              </w:rPr>
+              <w:t>to .</w:t>
+            </w:r>
+            <w:proofErr w:type="spellStart"/>
+            <w:r>
+              <w:rPr>
+                <w:sz w:val="19"/>
+                <w:szCs w:val="19"/>
+              </w:rPr>
+              <w:t>env</w:t>
+            </w:r>
+            <w:proofErr w:type="gramEnd"/>
+            <w:r>
+              <w:rPr>
+                <w:sz w:val="19"/>
+                <w:szCs w:val="19"/>
+              </w:rPr>
+              <w:t>.local</w:t>
+            </w:r>
+            <w:proofErr w:type="spellEnd"/>
+            <w:r>
+              <w:rPr>
+                <w:sz w:val="19"/>
+                <w:szCs w:val="19"/>
+              </w:rPr>
+              <w:t xml:space="preserve">, then </w:t>
+            </w:r>
+            <w:proofErr w:type="spellStart"/>
+            <w:r>
+              <w:rPr>
+                <w:sz w:val="19"/>
+                <w:szCs w:val="19"/>
+              </w:rPr>
+              <w:t>Ctrl+C</w:t>
+            </w:r>
+            <w:proofErr w:type="spellEnd"/>
+            <w:r>
+              <w:rPr>
+                <w:sz w:val="19"/>
+                <w:szCs w:val="19"/>
+              </w:rPr>
+              <w:t xml:space="preserve"> and </w:t>
+            </w:r>
+            <w:proofErr w:type="spellStart"/>
+            <w:r>
+              <w:rPr>
+                <w:sz w:val="19"/>
+                <w:szCs w:val="19"/>
+              </w:rPr>
+              <w:t>npm</w:t>
+            </w:r>
+            <w:proofErr w:type="spellEnd"/>
+            <w:r>
+              <w:rPr>
+                <w:sz w:val="19"/>
+                <w:szCs w:val="19"/>
+              </w:rPr>
+              <w:t xml:space="preserve"> run dev again.</w:t>
             </w:r>
           </w:p>
         </w:tc>
       </w:tr>
       <w:tr>
-        <w:tblPrEx>
-          <w:tblCellMar>
-            <w:top w:w="0" w:type="dxa"/>
-            <w:bottom w:w="0" w:type="dxa"/>
-          </w:tblCellMar>
-        </w:tblPrEx>
         <w:tc>
           <w:tcPr>
             <w:tcW w:w="2800" w:type="dxa"/>
@@ -1673,8 +1967,18 @@
                 <w:sz w:val="19"/>
                 <w:szCs w:val="19"/>
               </w:rPr>
-              <w:t>Storage buckets not created in Supabase</w:t>
-            </w:r>
+              <w:t xml:space="preserve">Storage buckets not created in </w:t>
+            </w:r>
+            <w:proofErr w:type="spellStart"/>
+            <w:r>
+              <w:rPr>
+                <w:color w:val="666666"/>
+                <w:sz w:val="19"/>
+                <w:szCs w:val="19"/>
+              </w:rPr>
+              <w:t>Supabase</w:t>
+            </w:r>
+            <w:proofErr w:type="spellEnd"/>
           </w:p>
         </w:tc>
         <w:tc>
@@ -1705,12 +2009,6 @@
         </w:tc>
       </w:tr>
       <w:tr>
-        <w:tblPrEx>
-          <w:tblCellMar>
-            <w:top w:w="0" w:type="dxa"/>
-            <w:bottom w:w="0" w:type="dxa"/>
-          </w:tblCellMar>
-        </w:tblPrEx>
         <w:tc>
           <w:tcPr>
             <w:tcW w:w="2800" w:type="dxa"/>
@@ -1728,6 +2026,7 @@
             </w:tcMar>
           </w:tcPr>
           <w:p>
+            <w:proofErr w:type="spellStart"/>
             <w:r>
               <w:rPr>
                 <w:b/>
@@ -1736,7 +2035,18 @@
                 <w:sz w:val="19"/>
                 <w:szCs w:val="19"/>
               </w:rPr>
-              <w:t>og-image not showing in link preview</w:t>
+              <w:t>og</w:t>
+            </w:r>
+            <w:proofErr w:type="spellEnd"/>
+            <w:r>
+              <w:rPr>
+                <w:b/>
+                <w:bCs/>
+                <w:color w:val="CC0000"/>
+                <w:sz w:val="19"/>
+                <w:szCs w:val="19"/>
+              </w:rPr>
+              <w:t>-image not showing in link preview</w:t>
             </w:r>
           </w:p>
         </w:tc>
@@ -1789,18 +2099,28 @@
                 <w:sz w:val="19"/>
                 <w:szCs w:val="19"/>
               </w:rPr>
-              <w:t>Put og-image.png in public/. In Canva, set background color #111111 (not transparent). Test at opengraph.xyz.</w:t>
+              <w:t xml:space="preserve">Put og-image.png in public/. In Canva, set background color #111111 (not transparent). Test at </w:t>
+            </w:r>
+            <w:proofErr w:type="spellStart"/>
+            <w:r>
+              <w:rPr>
+                <w:sz w:val="19"/>
+                <w:szCs w:val="19"/>
+              </w:rPr>
+              <w:t>opengraph.xyz</w:t>
+            </w:r>
+            <w:proofErr w:type="spellEnd"/>
+            <w:r>
+              <w:rPr>
+                <w:sz w:val="19"/>
+                <w:szCs w:val="19"/>
+              </w:rPr>
+              <w:t>.</w:t>
             </w:r>
           </w:p>
         </w:tc>
       </w:tr>
       <w:tr>
-        <w:tblPrEx>
-          <w:tblCellMar>
-            <w:top w:w="0" w:type="dxa"/>
-            <w:bottom w:w="0" w:type="dxa"/>
-          </w:tblCellMar>
-        </w:tblPrEx>
         <w:tc>
           <w:tcPr>
             <w:tcW w:w="2800" w:type="dxa"/>
@@ -1879,18 +2199,44 @@
                 <w:sz w:val="19"/>
                 <w:szCs w:val="19"/>
               </w:rPr>
-              <w:t>Append (&gt;&gt;) to globals.css, never replace (&gt;). Check with: tail -30 src/app/globals.css</w:t>
+              <w:t xml:space="preserve">Append (&gt;&gt;) to globals.css, never replace (&gt;). Check </w:t>
+            </w:r>
+            <w:proofErr w:type="gramStart"/>
+            <w:r>
+              <w:rPr>
+                <w:sz w:val="19"/>
+                <w:szCs w:val="19"/>
+              </w:rPr>
+              <w:t>with:</w:t>
+            </w:r>
+            <w:proofErr w:type="gramEnd"/>
+            <w:r>
+              <w:rPr>
+                <w:sz w:val="19"/>
+                <w:szCs w:val="19"/>
+              </w:rPr>
+              <w:t xml:space="preserve"> tail -30 </w:t>
+            </w:r>
+            <w:proofErr w:type="spellStart"/>
+            <w:r>
+              <w:rPr>
+                <w:sz w:val="19"/>
+                <w:szCs w:val="19"/>
+              </w:rPr>
+              <w:t>src</w:t>
+            </w:r>
+            <w:proofErr w:type="spellEnd"/>
+            <w:r>
+              <w:rPr>
+                <w:sz w:val="19"/>
+                <w:szCs w:val="19"/>
+              </w:rPr>
+              <w:t>/app/globals.css</w:t>
             </w:r>
           </w:p>
         </w:tc>
       </w:tr>
       <w:tr>
-        <w:tblPrEx>
-          <w:tblCellMar>
-            <w:top w:w="0" w:type="dxa"/>
-            <w:bottom w:w="0" w:type="dxa"/>
-          </w:tblCellMar>
-        </w:tblPrEx>
         <w:tc>
           <w:tcPr>
             <w:tcW w:w="2800" w:type="dxa"/>
@@ -1908,6 +2254,7 @@
             </w:tcMar>
           </w:tcPr>
           <w:p>
+            <w:proofErr w:type="spellStart"/>
             <w:r>
               <w:rPr>
                 <w:b/>
@@ -1916,7 +2263,18 @@
                 <w:sz w:val="19"/>
                 <w:szCs w:val="19"/>
               </w:rPr>
-              <w:t>npm run build fails after code changes</w:t>
+              <w:t>npm</w:t>
+            </w:r>
+            <w:proofErr w:type="spellEnd"/>
+            <w:r>
+              <w:rPr>
+                <w:b/>
+                <w:bCs/>
+                <w:color w:val="CC0000"/>
+                <w:sz w:val="19"/>
+                <w:szCs w:val="19"/>
+              </w:rPr>
+              <w:t xml:space="preserve"> run build fails after code changes</w:t>
             </w:r>
           </w:p>
         </w:tc>
@@ -1969,18 +2327,28 @@
                 <w:sz w:val="19"/>
                 <w:szCs w:val="19"/>
               </w:rPr>
-              <w:t>Read the exact error — it names the file and line number. Fix that line. Most common: missing closing } or ).</w:t>
+              <w:t xml:space="preserve">Read the exact error — it names the file and line number. Fix that line. Most common: missing </w:t>
+            </w:r>
+            <w:proofErr w:type="gramStart"/>
+            <w:r>
+              <w:rPr>
+                <w:sz w:val="19"/>
+                <w:szCs w:val="19"/>
+              </w:rPr>
+              <w:t>closing }</w:t>
+            </w:r>
+            <w:proofErr w:type="gramEnd"/>
+            <w:r>
+              <w:rPr>
+                <w:sz w:val="19"/>
+                <w:szCs w:val="19"/>
+              </w:rPr>
+              <w:t xml:space="preserve"> or ).</w:t>
             </w:r>
           </w:p>
         </w:tc>
       </w:tr>
       <w:tr>
-        <w:tblPrEx>
-          <w:tblCellMar>
-            <w:top w:w="0" w:type="dxa"/>
-            <w:bottom w:w="0" w:type="dxa"/>
-          </w:tblCellMar>
-        </w:tblPrEx>
         <w:tc>
           <w:tcPr>
             <w:tcW w:w="2800" w:type="dxa"/>
@@ -2065,12 +2433,6 @@
         </w:tc>
       </w:tr>
       <w:tr>
-        <w:tblPrEx>
-          <w:tblCellMar>
-            <w:top w:w="0" w:type="dxa"/>
-            <w:bottom w:w="0" w:type="dxa"/>
-          </w:tblCellMar>
-        </w:tblPrEx>
         <w:tc>
           <w:tcPr>
             <w:tcW w:w="2800" w:type="dxa"/>
@@ -2088,6 +2450,7 @@
             </w:tcMar>
           </w:tcPr>
           <w:p>
+            <w:proofErr w:type="spellStart"/>
             <w:r>
               <w:rPr>
                 <w:b/>
@@ -2096,7 +2459,18 @@
                 <w:sz w:val="19"/>
                 <w:szCs w:val="19"/>
               </w:rPr>
-              <w:t>Vercel deployed but site is broken</w:t>
+              <w:t>Vercel</w:t>
+            </w:r>
+            <w:proofErr w:type="spellEnd"/>
+            <w:r>
+              <w:rPr>
+                <w:b/>
+                <w:bCs/>
+                <w:color w:val="CC0000"/>
+                <w:sz w:val="19"/>
+                <w:szCs w:val="19"/>
+              </w:rPr>
+              <w:t xml:space="preserve"> deployed but site is broken</w:t>
             </w:r>
           </w:p>
         </w:tc>
@@ -2123,8 +2497,18 @@
                 <w:sz w:val="19"/>
                 <w:szCs w:val="19"/>
               </w:rPr>
-              <w:t>Environment variables not set in Vercel</w:t>
-            </w:r>
+              <w:t xml:space="preserve">Environment variables not set in </w:t>
+            </w:r>
+            <w:proofErr w:type="spellStart"/>
+            <w:r>
+              <w:rPr>
+                <w:color w:val="666666"/>
+                <w:sz w:val="19"/>
+                <w:szCs w:val="19"/>
+              </w:rPr>
+              <w:t>Vercel</w:t>
+            </w:r>
+            <w:proofErr w:type="spellEnd"/>
           </w:p>
         </w:tc>
         <w:tc>
@@ -2149,7 +2533,23 @@
                 <w:sz w:val="19"/>
                 <w:szCs w:val="19"/>
               </w:rPr>
-              <w:t xml:space="preserve">Go to Vercel → Settings → Environment Variables → add both NEXT_PUBLIC_SUPABASE_URL and </w:t>
+              <w:t xml:space="preserve">Go to </w:t>
+            </w:r>
+            <w:proofErr w:type="spellStart"/>
+            <w:r>
+              <w:rPr>
+                <w:sz w:val="19"/>
+                <w:szCs w:val="19"/>
+              </w:rPr>
+              <w:t>Vercel</w:t>
+            </w:r>
+            <w:proofErr w:type="spellEnd"/>
+            <w:r>
+              <w:rPr>
+                <w:sz w:val="19"/>
+                <w:szCs w:val="19"/>
+              </w:rPr>
+              <w:t xml:space="preserve"> → Settings → Environment Variables → add both NEXT_PUBLIC_SUPABASE_URL and </w:t>
             </w:r>
             <w:r>
               <w:rPr>
@@ -2163,12 +2563,6 @@
         </w:tc>
       </w:tr>
       <w:tr>
-        <w:tblPrEx>
-          <w:tblCellMar>
-            <w:top w:w="0" w:type="dxa"/>
-            <w:bottom w:w="0" w:type="dxa"/>
-          </w:tblCellMar>
-        </w:tblPrEx>
         <w:tc>
           <w:tcPr>
             <w:tcW w:w="2800" w:type="dxa"/>
@@ -2248,18 +2642,28 @@
                 <w:sz w:val="19"/>
                 <w:szCs w:val="19"/>
               </w:rPr>
-              <w:t>Add white-space: nowrap; overflow: hidden; text-overflow: ellipsis to album-card-artist CSS class.</w:t>
+              <w:t xml:space="preserve">Add white-space: </w:t>
+            </w:r>
+            <w:proofErr w:type="spellStart"/>
+            <w:r>
+              <w:rPr>
+                <w:sz w:val="19"/>
+                <w:szCs w:val="19"/>
+              </w:rPr>
+              <w:t>nowrap</w:t>
+            </w:r>
+            <w:proofErr w:type="spellEnd"/>
+            <w:r>
+              <w:rPr>
+                <w:sz w:val="19"/>
+                <w:szCs w:val="19"/>
+              </w:rPr>
+              <w:t>; overflow: hidden; text-overflow: ellipsis to album-card-artist CSS class.</w:t>
             </w:r>
           </w:p>
         </w:tc>
       </w:tr>
       <w:tr>
-        <w:tblPrEx>
-          <w:tblCellMar>
-            <w:top w:w="0" w:type="dxa"/>
-            <w:bottom w:w="0" w:type="dxa"/>
-          </w:tblCellMar>
-        </w:tblPrEx>
         <w:tc>
           <w:tcPr>
             <w:tcW w:w="2800" w:type="dxa"/>
@@ -2312,8 +2716,18 @@
                 <w:sz w:val="19"/>
                 <w:szCs w:val="19"/>
               </w:rPr>
-              <w:t>Ran rm -rf next instead of rm -rf .next</w:t>
-            </w:r>
+              <w:t>Ran rm -rf next instead of rm -</w:t>
+            </w:r>
+            <w:proofErr w:type="gramStart"/>
+            <w:r>
+              <w:rPr>
+                <w:color w:val="666666"/>
+                <w:sz w:val="19"/>
+                <w:szCs w:val="19"/>
+              </w:rPr>
+              <w:t>rf .next</w:t>
+            </w:r>
+            <w:proofErr w:type="gramEnd"/>
           </w:p>
         </w:tc>
         <w:tc>
@@ -2338,18 +2752,28 @@
                 <w:sz w:val="19"/>
                 <w:szCs w:val="19"/>
               </w:rPr>
-              <w:t>Always use rm -rf .next (with the dot). Without it you'd delete a folder named 'next'.</w:t>
+              <w:t>Always use rm -</w:t>
+            </w:r>
+            <w:proofErr w:type="gramStart"/>
+            <w:r>
+              <w:rPr>
+                <w:sz w:val="19"/>
+                <w:szCs w:val="19"/>
+              </w:rPr>
+              <w:t>rf .next</w:t>
+            </w:r>
+            <w:proofErr w:type="gramEnd"/>
+            <w:r>
+              <w:rPr>
+                <w:sz w:val="19"/>
+                <w:szCs w:val="19"/>
+              </w:rPr>
+              <w:t xml:space="preserve"> (with the dot). Without it you'd delete a folder named 'next'.</w:t>
             </w:r>
           </w:p>
         </w:tc>
       </w:tr>
       <w:tr>
-        <w:tblPrEx>
-          <w:tblCellMar>
-            <w:top w:w="0" w:type="dxa"/>
-            <w:bottom w:w="0" w:type="dxa"/>
-          </w:tblCellMar>
-        </w:tblPrEx>
         <w:tc>
           <w:tcPr>
             <w:tcW w:w="2800" w:type="dxa"/>
@@ -2428,7 +2852,41 @@
                 <w:sz w:val="19"/>
                 <w:szCs w:val="19"/>
               </w:rPr>
-              <w:t>Run: git config --global user.name "jamestfilmer-ops" and git config --global user.email "your@email.com"</w:t>
+              <w:t>Run: git config --global user.name "</w:t>
+            </w:r>
+            <w:proofErr w:type="spellStart"/>
+            <w:r>
+              <w:rPr>
+                <w:sz w:val="19"/>
+                <w:szCs w:val="19"/>
+              </w:rPr>
+              <w:t>jamestfilmer</w:t>
+            </w:r>
+            <w:proofErr w:type="spellEnd"/>
+            <w:r>
+              <w:rPr>
+                <w:sz w:val="19"/>
+                <w:szCs w:val="19"/>
+              </w:rPr>
+              <w:t xml:space="preserve">-ops" and git config --global </w:t>
+            </w:r>
+            <w:proofErr w:type="spellStart"/>
+            <w:proofErr w:type="gramStart"/>
+            <w:r>
+              <w:rPr>
+                <w:sz w:val="19"/>
+                <w:szCs w:val="19"/>
+              </w:rPr>
+              <w:t>user.email</w:t>
+            </w:r>
+            <w:proofErr w:type="spellEnd"/>
+            <w:proofErr w:type="gramEnd"/>
+            <w:r>
+              <w:rPr>
+                <w:sz w:val="19"/>
+                <w:szCs w:val="19"/>
+              </w:rPr>
+              <w:t xml:space="preserve"> "your@email.com"</w:t>
             </w:r>
           </w:p>
         </w:tc>
@@ -2489,12 +2947,6 @@
         <w:gridCol w:w="4665"/>
       </w:tblGrid>
       <w:tr>
-        <w:tblPrEx>
-          <w:tblCellMar>
-            <w:top w:w="0" w:type="dxa"/>
-            <w:bottom w:w="0" w:type="dxa"/>
-          </w:tblCellMar>
-        </w:tblPrEx>
         <w:trPr>
           <w:tblHeader/>
         </w:trPr>
@@ -2590,12 +3042,6 @@
         </w:tc>
       </w:tr>
       <w:tr>
-        <w:tblPrEx>
-          <w:tblCellMar>
-            <w:top w:w="0" w:type="dxa"/>
-            <w:bottom w:w="0" w:type="dxa"/>
-          </w:tblCellMar>
-        </w:tblPrEx>
         <w:tc>
           <w:tcPr>
             <w:tcW w:w="3000" w:type="dxa"/>
@@ -2677,18 +3123,30 @@
                 <w:sz w:val="20"/>
                 <w:szCs w:val="20"/>
               </w:rPr>
-              <w:t>Has animated stat counters, hero text, CTA buttons. Counters may show hardcoded numbers — ideally should pull from Supabase. Hero copy and layout not confirmed.</w:t>
+              <w:t xml:space="preserve">Has animated stat counters, hero text, CTA buttons. Counters may show hardcoded numbers — ideally should pull from </w:t>
+            </w:r>
+            <w:proofErr w:type="spellStart"/>
+            <w:r>
+              <w:rPr>
+                <w:color w:val="666666"/>
+                <w:sz w:val="20"/>
+                <w:szCs w:val="20"/>
+              </w:rPr>
+              <w:t>Supabase</w:t>
+            </w:r>
+            <w:proofErr w:type="spellEnd"/>
+            <w:r>
+              <w:rPr>
+                <w:color w:val="666666"/>
+                <w:sz w:val="20"/>
+                <w:szCs w:val="20"/>
+              </w:rPr>
+              <w:t>. Hero copy and layout not confirmed.</w:t>
             </w:r>
           </w:p>
         </w:tc>
       </w:tr>
       <w:tr>
-        <w:tblPrEx>
-          <w:tblCellMar>
-            <w:top w:w="0" w:type="dxa"/>
-            <w:bottom w:w="0" w:type="dxa"/>
-          </w:tblCellMar>
-        </w:tblPrEx>
         <w:tc>
           <w:tcPr>
             <w:tcW w:w="3000" w:type="dxa"/>
@@ -2713,7 +3171,27 @@
                 <w:sz w:val="20"/>
                 <w:szCs w:val="20"/>
               </w:rPr>
-              <w:t>/auth (Sign In / Sign Up)</w:t>
+              <w:t>/</w:t>
+            </w:r>
+            <w:proofErr w:type="gramStart"/>
+            <w:r>
+              <w:rPr>
+                <w:b/>
+                <w:bCs/>
+                <w:sz w:val="20"/>
+                <w:szCs w:val="20"/>
+              </w:rPr>
+              <w:t>auth</w:t>
+            </w:r>
+            <w:proofErr w:type="gramEnd"/>
+            <w:r>
+              <w:rPr>
+                <w:b/>
+                <w:bCs/>
+                <w:sz w:val="20"/>
+                <w:szCs w:val="20"/>
+              </w:rPr>
+              <w:t xml:space="preserve"> (Sign In / Sign Up)</w:t>
             </w:r>
           </w:p>
         </w:tc>
@@ -2770,18 +3248,48 @@
                 <w:sz w:val="20"/>
                 <w:szCs w:val="20"/>
               </w:rPr>
-              <w:t>Strong version uploaded this session. Has live password validator, consent checkbox, error states. Uses correct Supabase signInWithPassword.</w:t>
+              <w:t xml:space="preserve">Strong version uploaded this session. Has live password validator, consent checkbox, error states. Uses correct </w:t>
+            </w:r>
+            <w:proofErr w:type="spellStart"/>
+            <w:r>
+              <w:rPr>
+                <w:color w:val="666666"/>
+                <w:sz w:val="20"/>
+                <w:szCs w:val="20"/>
+              </w:rPr>
+              <w:t>Supabase</w:t>
+            </w:r>
+            <w:proofErr w:type="spellEnd"/>
+            <w:r>
+              <w:rPr>
+                <w:color w:val="666666"/>
+                <w:sz w:val="20"/>
+                <w:szCs w:val="20"/>
+              </w:rPr>
+              <w:t xml:space="preserve"> </w:t>
+            </w:r>
+            <w:proofErr w:type="spellStart"/>
+            <w:r>
+              <w:rPr>
+                <w:color w:val="666666"/>
+                <w:sz w:val="20"/>
+                <w:szCs w:val="20"/>
+              </w:rPr>
+              <w:t>signInWithPassword</w:t>
+            </w:r>
+            <w:proofErr w:type="spellEnd"/>
+            <w:r>
+              <w:rPr>
+                <w:color w:val="666666"/>
+                <w:sz w:val="20"/>
+                <w:szCs w:val="20"/>
+              </w:rPr>
+              <w:t>.</w:t>
             </w:r>
           </w:p>
         </w:tc>
       </w:tr>
       <w:tr>
-        <w:tblPrEx>
-          <w:tblCellMar>
-            <w:top w:w="0" w:type="dxa"/>
-            <w:bottom w:w="0" w:type="dxa"/>
-          </w:tblCellMar>
-        </w:tblPrEx>
         <w:tc>
           <w:tcPr>
             <w:tcW w:w="3000" w:type="dxa"/>
@@ -2806,8 +3314,19 @@
                 <w:sz w:val="20"/>
                 <w:szCs w:val="20"/>
               </w:rPr>
-              <w:t>/albums</w:t>
-            </w:r>
+              <w:t>/</w:t>
+            </w:r>
+            <w:proofErr w:type="gramStart"/>
+            <w:r>
+              <w:rPr>
+                <w:b/>
+                <w:bCs/>
+                <w:sz w:val="20"/>
+                <w:szCs w:val="20"/>
+              </w:rPr>
+              <w:t>albums</w:t>
+            </w:r>
+            <w:proofErr w:type="gramEnd"/>
           </w:p>
         </w:tc>
         <w:tc>
@@ -2869,12 +3388,6 @@
         </w:tc>
       </w:tr>
       <w:tr>
-        <w:tblPrEx>
-          <w:tblCellMar>
-            <w:top w:w="0" w:type="dxa"/>
-            <w:bottom w:w="0" w:type="dxa"/>
-          </w:tblCellMar>
-        </w:tblPrEx>
         <w:tc>
           <w:tcPr>
             <w:tcW w:w="3000" w:type="dxa"/>
@@ -2962,12 +3475,6 @@
         </w:tc>
       </w:tr>
       <w:tr>
-        <w:tblPrEx>
-          <w:tblCellMar>
-            <w:top w:w="0" w:type="dxa"/>
-            <w:bottom w:w="0" w:type="dxa"/>
-          </w:tblCellMar>
-        </w:tblPrEx>
         <w:tc>
           <w:tcPr>
             <w:tcW w:w="3000" w:type="dxa"/>
@@ -2992,8 +3499,19 @@
                 <w:sz w:val="20"/>
                 <w:szCs w:val="20"/>
               </w:rPr>
-              <w:t>/artists</w:t>
-            </w:r>
+              <w:t>/</w:t>
+            </w:r>
+            <w:proofErr w:type="gramStart"/>
+            <w:r>
+              <w:rPr>
+                <w:b/>
+                <w:bCs/>
+                <w:sz w:val="20"/>
+                <w:szCs w:val="20"/>
+              </w:rPr>
+              <w:t>artists</w:t>
+            </w:r>
+            <w:proofErr w:type="gramEnd"/>
           </w:p>
         </w:tc>
         <w:tc>
@@ -3055,12 +3573,6 @@
         </w:tc>
       </w:tr>
       <w:tr>
-        <w:tblPrEx>
-          <w:tblCellMar>
-            <w:top w:w="0" w:type="dxa"/>
-            <w:bottom w:w="0" w:type="dxa"/>
-          </w:tblCellMar>
-        </w:tblPrEx>
         <w:tc>
           <w:tcPr>
             <w:tcW w:w="3000" w:type="dxa"/>
@@ -3085,8 +3597,19 @@
                 <w:sz w:val="20"/>
                 <w:szCs w:val="20"/>
               </w:rPr>
-              <w:t>/leaderboards</w:t>
-            </w:r>
+              <w:t>/</w:t>
+            </w:r>
+            <w:proofErr w:type="gramStart"/>
+            <w:r>
+              <w:rPr>
+                <w:b/>
+                <w:bCs/>
+                <w:sz w:val="20"/>
+                <w:szCs w:val="20"/>
+              </w:rPr>
+              <w:t>leaderboards</w:t>
+            </w:r>
+            <w:proofErr w:type="gramEnd"/>
           </w:p>
         </w:tc>
         <w:tc>
@@ -3142,18 +3665,30 @@
                 <w:sz w:val="20"/>
                 <w:szCs w:val="20"/>
               </w:rPr>
-              <w:t>Uploaded this session. Top Rated / Most Rated / Hidden Gems modes. Genre + decade filters. Pulls live from Supabase.</w:t>
+              <w:t xml:space="preserve">Uploaded this session. Top Rated / Most Rated / Hidden Gems modes. Genre + decade filters. Pulls live from </w:t>
+            </w:r>
+            <w:proofErr w:type="spellStart"/>
+            <w:r>
+              <w:rPr>
+                <w:color w:val="666666"/>
+                <w:sz w:val="20"/>
+                <w:szCs w:val="20"/>
+              </w:rPr>
+              <w:t>Supabase</w:t>
+            </w:r>
+            <w:proofErr w:type="spellEnd"/>
+            <w:r>
+              <w:rPr>
+                <w:color w:val="666666"/>
+                <w:sz w:val="20"/>
+                <w:szCs w:val="20"/>
+              </w:rPr>
+              <w:t>.</w:t>
             </w:r>
           </w:p>
         </w:tc>
       </w:tr>
       <w:tr>
-        <w:tblPrEx>
-          <w:tblCellMar>
-            <w:top w:w="0" w:type="dxa"/>
-            <w:bottom w:w="0" w:type="dxa"/>
-          </w:tblCellMar>
-        </w:tblPrEx>
         <w:tc>
           <w:tcPr>
             <w:tcW w:w="3000" w:type="dxa"/>
@@ -3178,8 +3713,19 @@
                 <w:sz w:val="20"/>
                 <w:szCs w:val="20"/>
               </w:rPr>
-              <w:t>/releases</w:t>
-            </w:r>
+              <w:t>/</w:t>
+            </w:r>
+            <w:proofErr w:type="gramStart"/>
+            <w:r>
+              <w:rPr>
+                <w:b/>
+                <w:bCs/>
+                <w:sz w:val="20"/>
+                <w:szCs w:val="20"/>
+              </w:rPr>
+              <w:t>releases</w:t>
+            </w:r>
+            <w:proofErr w:type="gramEnd"/>
           </w:p>
         </w:tc>
         <w:tc>
@@ -3241,12 +3787,6 @@
         </w:tc>
       </w:tr>
       <w:tr>
-        <w:tblPrEx>
-          <w:tblCellMar>
-            <w:top w:w="0" w:type="dxa"/>
-            <w:bottom w:w="0" w:type="dxa"/>
-          </w:tblCellMar>
-        </w:tblPrEx>
         <w:tc>
           <w:tcPr>
             <w:tcW w:w="3000" w:type="dxa"/>
@@ -3271,8 +3811,19 @@
                 <w:sz w:val="20"/>
                 <w:szCs w:val="20"/>
               </w:rPr>
-              <w:t>/friends</w:t>
-            </w:r>
+              <w:t>/</w:t>
+            </w:r>
+            <w:proofErr w:type="gramStart"/>
+            <w:r>
+              <w:rPr>
+                <w:b/>
+                <w:bCs/>
+                <w:sz w:val="20"/>
+                <w:szCs w:val="20"/>
+              </w:rPr>
+              <w:t>friends</w:t>
+            </w:r>
+            <w:proofErr w:type="gramEnd"/>
           </w:p>
         </w:tc>
         <w:tc>
@@ -3334,12 +3885,6 @@
         </w:tc>
       </w:tr>
       <w:tr>
-        <w:tblPrEx>
-          <w:tblCellMar>
-            <w:top w:w="0" w:type="dxa"/>
-            <w:bottom w:w="0" w:type="dxa"/>
-          </w:tblCellMar>
-        </w:tblPrEx>
         <w:tc>
           <w:tcPr>
             <w:tcW w:w="3000" w:type="dxa"/>
@@ -3364,8 +3909,19 @@
                 <w:sz w:val="20"/>
                 <w:szCs w:val="20"/>
               </w:rPr>
-              <w:t>/profile</w:t>
-            </w:r>
+              <w:t>/</w:t>
+            </w:r>
+            <w:proofErr w:type="gramStart"/>
+            <w:r>
+              <w:rPr>
+                <w:b/>
+                <w:bCs/>
+                <w:sz w:val="20"/>
+                <w:szCs w:val="20"/>
+              </w:rPr>
+              <w:t>profile</w:t>
+            </w:r>
+            <w:proofErr w:type="gramEnd"/>
           </w:p>
         </w:tc>
         <w:tc>
@@ -3427,12 +3983,6 @@
         </w:tc>
       </w:tr>
       <w:tr>
-        <w:tblPrEx>
-          <w:tblCellMar>
-            <w:top w:w="0" w:type="dxa"/>
-            <w:bottom w:w="0" w:type="dxa"/>
-          </w:tblCellMar>
-        </w:tblPrEx>
         <w:tc>
           <w:tcPr>
             <w:tcW w:w="3000" w:type="dxa"/>
@@ -3514,18 +4064,30 @@
                 <w:sz w:val="20"/>
                 <w:szCs w:val="20"/>
               </w:rPr>
-              <w:t>Public profile view. Referenced in friends page but full page file not confirmed to exist.</w:t>
+              <w:t xml:space="preserve">Public profile view. Referenced in friends page but </w:t>
+            </w:r>
+            <w:proofErr w:type="gramStart"/>
+            <w:r>
+              <w:rPr>
+                <w:color w:val="666666"/>
+                <w:sz w:val="20"/>
+                <w:szCs w:val="20"/>
+              </w:rPr>
+              <w:t>full page</w:t>
+            </w:r>
+            <w:proofErr w:type="gramEnd"/>
+            <w:r>
+              <w:rPr>
+                <w:color w:val="666666"/>
+                <w:sz w:val="20"/>
+                <w:szCs w:val="20"/>
+              </w:rPr>
+              <w:t xml:space="preserve"> file not confirmed to exist.</w:t>
             </w:r>
           </w:p>
         </w:tc>
       </w:tr>
       <w:tr>
-        <w:tblPrEx>
-          <w:tblCellMar>
-            <w:top w:w="0" w:type="dxa"/>
-            <w:bottom w:w="0" w:type="dxa"/>
-          </w:tblCellMar>
-        </w:tblPrEx>
         <w:tc>
           <w:tcPr>
             <w:tcW w:w="3000" w:type="dxa"/>
@@ -3550,8 +4112,19 @@
                 <w:sz w:val="20"/>
                 <w:szCs w:val="20"/>
               </w:rPr>
-              <w:t>/settings</w:t>
-            </w:r>
+              <w:t>/</w:t>
+            </w:r>
+            <w:proofErr w:type="gramStart"/>
+            <w:r>
+              <w:rPr>
+                <w:b/>
+                <w:bCs/>
+                <w:sz w:val="20"/>
+                <w:szCs w:val="20"/>
+              </w:rPr>
+              <w:t>settings</w:t>
+            </w:r>
+            <w:proofErr w:type="gramEnd"/>
           </w:p>
         </w:tc>
         <w:tc>
@@ -3613,12 +4186,6 @@
         </w:tc>
       </w:tr>
       <w:tr>
-        <w:tblPrEx>
-          <w:tblCellMar>
-            <w:top w:w="0" w:type="dxa"/>
-            <w:bottom w:w="0" w:type="dxa"/>
-          </w:tblCellMar>
-        </w:tblPrEx>
         <w:tc>
           <w:tcPr>
             <w:tcW w:w="3000" w:type="dxa"/>
@@ -3644,8 +4211,19 @@
                 <w:szCs w:val="20"/>
               </w:rPr>
               <w:lastRenderedPageBreak/>
-              <w:t>/merch</w:t>
-            </w:r>
+              <w:t>/</w:t>
+            </w:r>
+            <w:proofErr w:type="gramStart"/>
+            <w:r>
+              <w:rPr>
+                <w:b/>
+                <w:bCs/>
+                <w:sz w:val="20"/>
+                <w:szCs w:val="20"/>
+              </w:rPr>
+              <w:t>merch</w:t>
+            </w:r>
+            <w:proofErr w:type="gramEnd"/>
           </w:p>
         </w:tc>
         <w:tc>
@@ -3701,18 +4279,30 @@
                 <w:sz w:val="20"/>
                 <w:szCs w:val="20"/>
               </w:rPr>
-              <w:t>Uploaded this session. 12 products, email waitlist capture. One typo: 'Whats Your Ratio Mug' missing apostrophe.</w:t>
+              <w:t>Uploaded this session. 12 products, email waitlist capture. One typo: '</w:t>
+            </w:r>
+            <w:proofErr w:type="spellStart"/>
+            <w:r>
+              <w:rPr>
+                <w:color w:val="666666"/>
+                <w:sz w:val="20"/>
+                <w:szCs w:val="20"/>
+              </w:rPr>
+              <w:t>Whats</w:t>
+            </w:r>
+            <w:proofErr w:type="spellEnd"/>
+            <w:r>
+              <w:rPr>
+                <w:color w:val="666666"/>
+                <w:sz w:val="20"/>
+                <w:szCs w:val="20"/>
+              </w:rPr>
+              <w:t xml:space="preserve"> Your Ratio Mug' missing apostrophe.</w:t>
             </w:r>
           </w:p>
         </w:tc>
       </w:tr>
       <w:tr>
-        <w:tblPrEx>
-          <w:tblCellMar>
-            <w:top w:w="0" w:type="dxa"/>
-            <w:bottom w:w="0" w:type="dxa"/>
-          </w:tblCellMar>
-        </w:tblPrEx>
         <w:tc>
           <w:tcPr>
             <w:tcW w:w="3000" w:type="dxa"/>
@@ -3737,8 +4327,19 @@
                 <w:sz w:val="20"/>
                 <w:szCs w:val="20"/>
               </w:rPr>
-              <w:t>/about</w:t>
-            </w:r>
+              <w:t>/</w:t>
+            </w:r>
+            <w:proofErr w:type="gramStart"/>
+            <w:r>
+              <w:rPr>
+                <w:b/>
+                <w:bCs/>
+                <w:sz w:val="20"/>
+                <w:szCs w:val="20"/>
+              </w:rPr>
+              <w:t>about</w:t>
+            </w:r>
+            <w:proofErr w:type="gramEnd"/>
           </w:p>
         </w:tc>
         <w:tc>
@@ -3800,12 +4401,6 @@
         </w:tc>
       </w:tr>
       <w:tr>
-        <w:tblPrEx>
-          <w:tblCellMar>
-            <w:top w:w="0" w:type="dxa"/>
-            <w:bottom w:w="0" w:type="dxa"/>
-          </w:tblCellMar>
-        </w:tblPrEx>
         <w:tc>
           <w:tcPr>
             <w:tcW w:w="3000" w:type="dxa"/>
@@ -3830,8 +4425,19 @@
                 <w:sz w:val="20"/>
                 <w:szCs w:val="20"/>
               </w:rPr>
-              <w:t>/terms</w:t>
-            </w:r>
+              <w:t>/</w:t>
+            </w:r>
+            <w:proofErr w:type="gramStart"/>
+            <w:r>
+              <w:rPr>
+                <w:b/>
+                <w:bCs/>
+                <w:sz w:val="20"/>
+                <w:szCs w:val="20"/>
+              </w:rPr>
+              <w:t>terms</w:t>
+            </w:r>
+            <w:proofErr w:type="gramEnd"/>
           </w:p>
         </w:tc>
         <w:tc>
@@ -3893,12 +4499,6 @@
         </w:tc>
       </w:tr>
       <w:tr>
-        <w:tblPrEx>
-          <w:tblCellMar>
-            <w:top w:w="0" w:type="dxa"/>
-            <w:bottom w:w="0" w:type="dxa"/>
-          </w:tblCellMar>
-        </w:tblPrEx>
         <w:tc>
           <w:tcPr>
             <w:tcW w:w="3000" w:type="dxa"/>
@@ -3923,7 +4523,27 @@
                 <w:sz w:val="20"/>
                 <w:szCs w:val="20"/>
               </w:rPr>
-              <w:t>/merch (waitlist email)</w:t>
+              <w:t>/</w:t>
+            </w:r>
+            <w:proofErr w:type="gramStart"/>
+            <w:r>
+              <w:rPr>
+                <w:b/>
+                <w:bCs/>
+                <w:sz w:val="20"/>
+                <w:szCs w:val="20"/>
+              </w:rPr>
+              <w:t>merch</w:t>
+            </w:r>
+            <w:proofErr w:type="gramEnd"/>
+            <w:r>
+              <w:rPr>
+                <w:b/>
+                <w:bCs/>
+                <w:sz w:val="20"/>
+                <w:szCs w:val="20"/>
+              </w:rPr>
+              <w:t xml:space="preserve"> (waitlist email)</w:t>
             </w:r>
           </w:p>
         </w:tc>
@@ -3980,7 +4600,25 @@
                 <w:sz w:val="20"/>
                 <w:szCs w:val="20"/>
               </w:rPr>
-              <w:t>'Notify Me' button captures email but goes nowhere. Needs Mailchimp or ConvertKit integration.</w:t>
+              <w:t xml:space="preserve">'Notify Me' button captures email but goes nowhere. Needs Mailchimp or </w:t>
+            </w:r>
+            <w:proofErr w:type="spellStart"/>
+            <w:r>
+              <w:rPr>
+                <w:color w:val="666666"/>
+                <w:sz w:val="20"/>
+                <w:szCs w:val="20"/>
+              </w:rPr>
+              <w:t>ConvertKit</w:t>
+            </w:r>
+            <w:proofErr w:type="spellEnd"/>
+            <w:r>
+              <w:rPr>
+                <w:color w:val="666666"/>
+                <w:sz w:val="20"/>
+                <w:szCs w:val="20"/>
+              </w:rPr>
+              <w:t xml:space="preserve"> integration.</w:t>
             </w:r>
           </w:p>
         </w:tc>
@@ -4027,12 +4665,6 @@
         <w:gridCol w:w="4760"/>
       </w:tblGrid>
       <w:tr>
-        <w:tblPrEx>
-          <w:tblCellMar>
-            <w:top w:w="0" w:type="dxa"/>
-            <w:bottom w:w="0" w:type="dxa"/>
-          </w:tblCellMar>
-        </w:tblPrEx>
         <w:trPr>
           <w:tblHeader/>
         </w:trPr>
@@ -4128,12 +4760,6 @@
         </w:tc>
       </w:tr>
       <w:tr>
-        <w:tblPrEx>
-          <w:tblCellMar>
-            <w:top w:w="0" w:type="dxa"/>
-            <w:bottom w:w="0" w:type="dxa"/>
-          </w:tblCellMar>
-        </w:tblPrEx>
         <w:tc>
           <w:tcPr>
             <w:tcW w:w="3000" w:type="dxa"/>
@@ -4221,12 +4847,6 @@
         </w:tc>
       </w:tr>
       <w:tr>
-        <w:tblPrEx>
-          <w:tblCellMar>
-            <w:top w:w="0" w:type="dxa"/>
-            <w:bottom w:w="0" w:type="dxa"/>
-          </w:tblCellMar>
-        </w:tblPrEx>
         <w:tc>
           <w:tcPr>
             <w:tcW w:w="3000" w:type="dxa"/>
@@ -4314,12 +4934,6 @@
         </w:tc>
       </w:tr>
       <w:tr>
-        <w:tblPrEx>
-          <w:tblCellMar>
-            <w:top w:w="0" w:type="dxa"/>
-            <w:bottom w:w="0" w:type="dxa"/>
-          </w:tblCellMar>
-        </w:tblPrEx>
         <w:tc>
           <w:tcPr>
             <w:tcW w:w="3000" w:type="dxa"/>
@@ -4401,18 +5015,30 @@
                 <w:sz w:val="20"/>
                 <w:szCs w:val="20"/>
               </w:rPr>
-              <w:t>Complete correct version was in multiple guides. Includes Open Graph metadata. Must export RootLayout as default. Current state unknown.</w:t>
+              <w:t xml:space="preserve">Complete correct version was in multiple guides. Includes Open Graph metadata. Must export </w:t>
+            </w:r>
+            <w:proofErr w:type="spellStart"/>
+            <w:r>
+              <w:rPr>
+                <w:color w:val="666666"/>
+                <w:sz w:val="20"/>
+                <w:szCs w:val="20"/>
+              </w:rPr>
+              <w:t>RootLayout</w:t>
+            </w:r>
+            <w:proofErr w:type="spellEnd"/>
+            <w:r>
+              <w:rPr>
+                <w:color w:val="666666"/>
+                <w:sz w:val="20"/>
+                <w:szCs w:val="20"/>
+              </w:rPr>
+              <w:t xml:space="preserve"> as default. Current state unknown.</w:t>
             </w:r>
           </w:p>
         </w:tc>
       </w:tr>
       <w:tr>
-        <w:tblPrEx>
-          <w:tblCellMar>
-            <w:top w:w="0" w:type="dxa"/>
-            <w:bottom w:w="0" w:type="dxa"/>
-          </w:tblCellMar>
-        </w:tblPrEx>
         <w:tc>
           <w:tcPr>
             <w:tcW w:w="3000" w:type="dxa"/>
@@ -4500,12 +5126,6 @@
         </w:tc>
       </w:tr>
       <w:tr>
-        <w:tblPrEx>
-          <w:tblCellMar>
-            <w:top w:w="0" w:type="dxa"/>
-            <w:bottom w:w="0" w:type="dxa"/>
-          </w:tblCellMar>
-        </w:tblPrEx>
         <w:tc>
           <w:tcPr>
             <w:tcW w:w="3000" w:type="dxa"/>
@@ -4593,12 +5213,6 @@
         </w:tc>
       </w:tr>
       <w:tr>
-        <w:tblPrEx>
-          <w:tblCellMar>
-            <w:top w:w="0" w:type="dxa"/>
-            <w:bottom w:w="0" w:type="dxa"/>
-          </w:tblCellMar>
-        </w:tblPrEx>
         <w:tc>
           <w:tcPr>
             <w:tcW w:w="3000" w:type="dxa"/>
@@ -4616,6 +5230,7 @@
             </w:tcMar>
           </w:tcPr>
           <w:p>
+            <w:proofErr w:type="spellStart"/>
             <w:r>
               <w:rPr>
                 <w:b/>
@@ -4625,6 +5240,7 @@
               </w:rPr>
               <w:t>next.config.mjs</w:t>
             </w:r>
+            <w:proofErr w:type="spellEnd"/>
           </w:p>
         </w:tc>
         <w:tc>
@@ -4680,18 +5296,50 @@
                 <w:sz w:val="20"/>
                 <w:szCs w:val="20"/>
               </w:rPr>
-              <w:t>Updated from deprecated images.domains to remotePatterns for iTunes image hosting.</w:t>
+              <w:t xml:space="preserve">Updated from deprecated </w:t>
+            </w:r>
+            <w:proofErr w:type="spellStart"/>
+            <w:proofErr w:type="gramStart"/>
+            <w:r>
+              <w:rPr>
+                <w:color w:val="666666"/>
+                <w:sz w:val="20"/>
+                <w:szCs w:val="20"/>
+              </w:rPr>
+              <w:t>images.domains</w:t>
+            </w:r>
+            <w:proofErr w:type="spellEnd"/>
+            <w:proofErr w:type="gramEnd"/>
+            <w:r>
+              <w:rPr>
+                <w:color w:val="666666"/>
+                <w:sz w:val="20"/>
+                <w:szCs w:val="20"/>
+              </w:rPr>
+              <w:t xml:space="preserve"> to </w:t>
+            </w:r>
+            <w:proofErr w:type="spellStart"/>
+            <w:r>
+              <w:rPr>
+                <w:color w:val="666666"/>
+                <w:sz w:val="20"/>
+                <w:szCs w:val="20"/>
+              </w:rPr>
+              <w:t>remotePatterns</w:t>
+            </w:r>
+            <w:proofErr w:type="spellEnd"/>
+            <w:r>
+              <w:rPr>
+                <w:color w:val="666666"/>
+                <w:sz w:val="20"/>
+                <w:szCs w:val="20"/>
+              </w:rPr>
+              <w:t xml:space="preserve"> for iTunes image hosting.</w:t>
             </w:r>
           </w:p>
         </w:tc>
       </w:tr>
       <w:tr>
-        <w:tblPrEx>
-          <w:tblCellMar>
-            <w:top w:w="0" w:type="dxa"/>
-            <w:bottom w:w="0" w:type="dxa"/>
-          </w:tblCellMar>
-        </w:tblPrEx>
         <w:tc>
           <w:tcPr>
             <w:tcW w:w="3000" w:type="dxa"/>
@@ -4779,12 +5427,6 @@
         </w:tc>
       </w:tr>
       <w:tr>
-        <w:tblPrEx>
-          <w:tblCellMar>
-            <w:top w:w="0" w:type="dxa"/>
-            <w:bottom w:w="0" w:type="dxa"/>
-          </w:tblCellMar>
-        </w:tblPrEx>
         <w:tc>
           <w:tcPr>
             <w:tcW w:w="3000" w:type="dxa"/>
@@ -4866,18 +5508,30 @@
                 <w:sz w:val="20"/>
                 <w:szCs w:val="20"/>
               </w:rPr>
-              <w:t>Designed in DEP XIII. © 2026 footer with Terms and Settings links. May or may not exist.</w:t>
+              <w:t xml:space="preserve">Designed in DEP XIII. © </w:t>
+            </w:r>
+            <w:proofErr w:type="gramStart"/>
+            <w:r>
+              <w:rPr>
+                <w:color w:val="666666"/>
+                <w:sz w:val="20"/>
+                <w:szCs w:val="20"/>
+              </w:rPr>
+              <w:t>2026 footer</w:t>
+            </w:r>
+            <w:proofErr w:type="gramEnd"/>
+            <w:r>
+              <w:rPr>
+                <w:color w:val="666666"/>
+                <w:sz w:val="20"/>
+                <w:szCs w:val="20"/>
+              </w:rPr>
+              <w:t xml:space="preserve"> with Terms and Settings links. May or may not exist.</w:t>
             </w:r>
           </w:p>
         </w:tc>
       </w:tr>
       <w:tr>
-        <w:tblPrEx>
-          <w:tblCellMar>
-            <w:top w:w="0" w:type="dxa"/>
-            <w:bottom w:w="0" w:type="dxa"/>
-          </w:tblCellMar>
-        </w:tblPrEx>
         <w:tc>
           <w:tcPr>
             <w:tcW w:w="3000" w:type="dxa"/>
@@ -4965,12 +5619,6 @@
         </w:tc>
       </w:tr>
       <w:tr>
-        <w:tblPrEx>
-          <w:tblCellMar>
-            <w:top w:w="0" w:type="dxa"/>
-            <w:bottom w:w="0" w:type="dxa"/>
-          </w:tblCellMar>
-        </w:tblPrEx>
         <w:tc>
           <w:tcPr>
             <w:tcW w:w="3000" w:type="dxa"/>
@@ -4988,6 +5636,7 @@
             </w:tcMar>
           </w:tcPr>
           <w:p>
+            <w:proofErr w:type="gramStart"/>
             <w:r>
               <w:rPr>
                 <w:b/>
@@ -4996,8 +5645,29 @@
                 <w:szCs w:val="20"/>
               </w:rPr>
               <w:lastRenderedPageBreak/>
-              <w:t>.env.local</w:t>
-            </w:r>
+              <w:t>.</w:t>
+            </w:r>
+            <w:proofErr w:type="spellStart"/>
+            <w:r>
+              <w:rPr>
+                <w:b/>
+                <w:bCs/>
+                <w:sz w:val="20"/>
+                <w:szCs w:val="20"/>
+              </w:rPr>
+              <w:t>env</w:t>
+            </w:r>
+            <w:proofErr w:type="gramEnd"/>
+            <w:r>
+              <w:rPr>
+                <w:b/>
+                <w:bCs/>
+                <w:sz w:val="20"/>
+                <w:szCs w:val="20"/>
+              </w:rPr>
+              <w:t>.local</w:t>
+            </w:r>
+            <w:proofErr w:type="spellEnd"/>
           </w:p>
         </w:tc>
         <w:tc>
@@ -5059,12 +5729,6 @@
         </w:tc>
       </w:tr>
       <w:tr>
-        <w:tblPrEx>
-          <w:tblCellMar>
-            <w:top w:w="0" w:type="dxa"/>
-            <w:bottom w:w="0" w:type="dxa"/>
-          </w:tblCellMar>
-        </w:tblPrEx>
         <w:tc>
           <w:tcPr>
             <w:tcW w:w="3000" w:type="dxa"/>
@@ -5175,8 +5839,21 @@
       <w:pPr>
         <w:spacing w:before="80" w:after="80"/>
       </w:pPr>
+      <w:proofErr w:type="gramStart"/>
       <w:r>
-        <w:t>All of this needs to be in Supabase. Since you're wiping and starting fresh, run the full SQL block from the master guide. Here's what it creates and why each piece matters.</w:t>
+        <w:t>All of</w:t>
+      </w:r>
+      <w:proofErr w:type="gramEnd"/>
+      <w:r>
+        <w:t xml:space="preserve"> this needs to be in </w:t>
+      </w:r>
+      <w:proofErr w:type="spellStart"/>
+      <w:r>
+        <w:t>Supabase</w:t>
+      </w:r>
+      <w:proofErr w:type="spellEnd"/>
+      <w:r>
+        <w:t>. Since you're wiping and starting fresh, run the full SQL block from the master guide. Here's what it creates and why each piece matters.</w:t>
       </w:r>
     </w:p>
     <w:p>
@@ -5207,12 +5884,6 @@
         <w:gridCol w:w="5259"/>
       </w:tblGrid>
       <w:tr>
-        <w:tblPrEx>
-          <w:tblCellMar>
-            <w:top w:w="0" w:type="dxa"/>
-            <w:bottom w:w="0" w:type="dxa"/>
-          </w:tblCellMar>
-        </w:tblPrEx>
         <w:trPr>
           <w:tblHeader/>
         </w:trPr>
@@ -5308,12 +5979,6 @@
         </w:tc>
       </w:tr>
       <w:tr>
-        <w:tblPrEx>
-          <w:tblCellMar>
-            <w:top w:w="0" w:type="dxa"/>
-            <w:bottom w:w="0" w:type="dxa"/>
-          </w:tblCellMar>
-        </w:tblPrEx>
         <w:tc>
           <w:tcPr>
             <w:tcW w:w="2000" w:type="dxa"/>
@@ -5393,18 +6058,66 @@
                 <w:sz w:val="19"/>
                 <w:szCs w:val="19"/>
               </w:rPr>
-              <w:t>Stores every album that gets looked up. itunes_collection_id is unique. banger_ratio and total_ratings update automatically via stored procedure.</w:t>
+              <w:t xml:space="preserve">Stores every album that gets looked up. </w:t>
+            </w:r>
+            <w:proofErr w:type="spellStart"/>
+            <w:r>
+              <w:rPr>
+                <w:color w:val="666666"/>
+                <w:sz w:val="19"/>
+                <w:szCs w:val="19"/>
+              </w:rPr>
+              <w:t>itunes_collection_id</w:t>
+            </w:r>
+            <w:proofErr w:type="spellEnd"/>
+            <w:r>
+              <w:rPr>
+                <w:color w:val="666666"/>
+                <w:sz w:val="19"/>
+                <w:szCs w:val="19"/>
+              </w:rPr>
+              <w:t xml:space="preserve"> is unique. </w:t>
+            </w:r>
+            <w:proofErr w:type="spellStart"/>
+            <w:r>
+              <w:rPr>
+                <w:color w:val="666666"/>
+                <w:sz w:val="19"/>
+                <w:szCs w:val="19"/>
+              </w:rPr>
+              <w:t>banger_ratio</w:t>
+            </w:r>
+            <w:proofErr w:type="spellEnd"/>
+            <w:r>
+              <w:rPr>
+                <w:color w:val="666666"/>
+                <w:sz w:val="19"/>
+                <w:szCs w:val="19"/>
+              </w:rPr>
+              <w:t xml:space="preserve"> and </w:t>
+            </w:r>
+            <w:proofErr w:type="spellStart"/>
+            <w:r>
+              <w:rPr>
+                <w:color w:val="666666"/>
+                <w:sz w:val="19"/>
+                <w:szCs w:val="19"/>
+              </w:rPr>
+              <w:t>total_ratings</w:t>
+            </w:r>
+            <w:proofErr w:type="spellEnd"/>
+            <w:r>
+              <w:rPr>
+                <w:color w:val="666666"/>
+                <w:sz w:val="19"/>
+                <w:szCs w:val="19"/>
+              </w:rPr>
+              <w:t xml:space="preserve"> update automatically via stored procedure.</w:t>
             </w:r>
           </w:p>
         </w:tc>
       </w:tr>
       <w:tr>
-        <w:tblPrEx>
-          <w:tblCellMar>
-            <w:top w:w="0" w:type="dxa"/>
-            <w:bottom w:w="0" w:type="dxa"/>
-          </w:tblCellMar>
-        </w:tblPrEx>
         <w:tc>
           <w:tcPr>
             <w:tcW w:w="2000" w:type="dxa"/>
@@ -5484,18 +6197,102 @@
                 <w:sz w:val="19"/>
                 <w:szCs w:val="19"/>
               </w:rPr>
-              <w:t>Each track on each album. Stores avg_rating, total_ratings, is_banger. Updated by recalculate_banger_ratio().</w:t>
+              <w:t xml:space="preserve">Each track on each album. Stores </w:t>
+            </w:r>
+            <w:proofErr w:type="spellStart"/>
+            <w:r>
+              <w:rPr>
+                <w:color w:val="666666"/>
+                <w:sz w:val="19"/>
+                <w:szCs w:val="19"/>
+              </w:rPr>
+              <w:t>avg_rating</w:t>
+            </w:r>
+            <w:proofErr w:type="spellEnd"/>
+            <w:r>
+              <w:rPr>
+                <w:color w:val="666666"/>
+                <w:sz w:val="19"/>
+                <w:szCs w:val="19"/>
+              </w:rPr>
+              <w:t xml:space="preserve">, </w:t>
+            </w:r>
+            <w:proofErr w:type="spellStart"/>
+            <w:r>
+              <w:rPr>
+                <w:color w:val="666666"/>
+                <w:sz w:val="19"/>
+                <w:szCs w:val="19"/>
+              </w:rPr>
+              <w:t>total_ratings</w:t>
+            </w:r>
+            <w:proofErr w:type="spellEnd"/>
+            <w:r>
+              <w:rPr>
+                <w:color w:val="666666"/>
+                <w:sz w:val="19"/>
+                <w:szCs w:val="19"/>
+              </w:rPr>
+              <w:t xml:space="preserve">, </w:t>
+            </w:r>
+            <w:proofErr w:type="spellStart"/>
+            <w:r>
+              <w:rPr>
+                <w:color w:val="666666"/>
+                <w:sz w:val="19"/>
+                <w:szCs w:val="19"/>
+              </w:rPr>
+              <w:t>is_banger</w:t>
+            </w:r>
+            <w:proofErr w:type="spellEnd"/>
+            <w:r>
+              <w:rPr>
+                <w:color w:val="666666"/>
+                <w:sz w:val="19"/>
+                <w:szCs w:val="19"/>
+              </w:rPr>
+              <w:t xml:space="preserve">. Updated by </w:t>
+            </w:r>
+            <w:proofErr w:type="spellStart"/>
+            <w:r>
+              <w:rPr>
+                <w:color w:val="666666"/>
+                <w:sz w:val="19"/>
+                <w:szCs w:val="19"/>
+              </w:rPr>
+              <w:t>recalculate_banger_</w:t>
+            </w:r>
+            <w:proofErr w:type="gramStart"/>
+            <w:r>
+              <w:rPr>
+                <w:color w:val="666666"/>
+                <w:sz w:val="19"/>
+                <w:szCs w:val="19"/>
+              </w:rPr>
+              <w:t>ratio</w:t>
+            </w:r>
+            <w:proofErr w:type="spellEnd"/>
+            <w:r>
+              <w:rPr>
+                <w:color w:val="666666"/>
+                <w:sz w:val="19"/>
+                <w:szCs w:val="19"/>
+              </w:rPr>
+              <w:t>(</w:t>
+            </w:r>
+            <w:proofErr w:type="gramEnd"/>
+            <w:r>
+              <w:rPr>
+                <w:color w:val="666666"/>
+                <w:sz w:val="19"/>
+                <w:szCs w:val="19"/>
+              </w:rPr>
+              <w:t>).</w:t>
             </w:r>
           </w:p>
         </w:tc>
       </w:tr>
       <w:tr>
-        <w:tblPrEx>
-          <w:tblCellMar>
-            <w:top w:w="0" w:type="dxa"/>
-            <w:bottom w:w="0" w:type="dxa"/>
-          </w:tblCellMar>
-        </w:tblPrEx>
         <w:tc>
           <w:tcPr>
             <w:tcW w:w="2000" w:type="dxa"/>
@@ -5575,18 +6372,48 @@
                 <w:sz w:val="19"/>
                 <w:szCs w:val="19"/>
               </w:rPr>
-              <w:t>One row per user per track. Unique on (user_id, track_id). Score is 1–7.</w:t>
+              <w:t>One row per user per track. Unique on (</w:t>
+            </w:r>
+            <w:proofErr w:type="spellStart"/>
+            <w:r>
+              <w:rPr>
+                <w:color w:val="666666"/>
+                <w:sz w:val="19"/>
+                <w:szCs w:val="19"/>
+              </w:rPr>
+              <w:t>user_id</w:t>
+            </w:r>
+            <w:proofErr w:type="spellEnd"/>
+            <w:r>
+              <w:rPr>
+                <w:color w:val="666666"/>
+                <w:sz w:val="19"/>
+                <w:szCs w:val="19"/>
+              </w:rPr>
+              <w:t xml:space="preserve">, </w:t>
+            </w:r>
+            <w:proofErr w:type="spellStart"/>
+            <w:r>
+              <w:rPr>
+                <w:color w:val="666666"/>
+                <w:sz w:val="19"/>
+                <w:szCs w:val="19"/>
+              </w:rPr>
+              <w:t>track_id</w:t>
+            </w:r>
+            <w:proofErr w:type="spellEnd"/>
+            <w:r>
+              <w:rPr>
+                <w:color w:val="666666"/>
+                <w:sz w:val="19"/>
+                <w:szCs w:val="19"/>
+              </w:rPr>
+              <w:t>). Score is 1–7.</w:t>
             </w:r>
           </w:p>
         </w:tc>
       </w:tr>
       <w:tr>
-        <w:tblPrEx>
-          <w:tblCellMar>
-            <w:top w:w="0" w:type="dxa"/>
-            <w:bottom w:w="0" w:type="dxa"/>
-          </w:tblCellMar>
-        </w:tblPrEx>
         <w:tc>
           <w:tcPr>
             <w:tcW w:w="2000" w:type="dxa"/>
@@ -5666,18 +6493,120 @@
                 <w:sz w:val="19"/>
                 <w:szCs w:val="19"/>
               </w:rPr>
-              <w:t>One row per user. Created automatically by handle_new_user() trigger. Has: username, avatar_url, banner_url, bio, display_name, spotify_id.</w:t>
+              <w:t xml:space="preserve">One row per user. Created automatically by </w:t>
+            </w:r>
+            <w:proofErr w:type="spellStart"/>
+            <w:r>
+              <w:rPr>
+                <w:color w:val="666666"/>
+                <w:sz w:val="19"/>
+                <w:szCs w:val="19"/>
+              </w:rPr>
+              <w:t>handle_new_</w:t>
+            </w:r>
+            <w:proofErr w:type="gramStart"/>
+            <w:r>
+              <w:rPr>
+                <w:color w:val="666666"/>
+                <w:sz w:val="19"/>
+                <w:szCs w:val="19"/>
+              </w:rPr>
+              <w:t>user</w:t>
+            </w:r>
+            <w:proofErr w:type="spellEnd"/>
+            <w:r>
+              <w:rPr>
+                <w:color w:val="666666"/>
+                <w:sz w:val="19"/>
+                <w:szCs w:val="19"/>
+              </w:rPr>
+              <w:t>(</w:t>
+            </w:r>
+            <w:proofErr w:type="gramEnd"/>
+            <w:r>
+              <w:rPr>
+                <w:color w:val="666666"/>
+                <w:sz w:val="19"/>
+                <w:szCs w:val="19"/>
+              </w:rPr>
+              <w:t xml:space="preserve">) trigger. Has: username, </w:t>
+            </w:r>
+            <w:proofErr w:type="spellStart"/>
+            <w:r>
+              <w:rPr>
+                <w:color w:val="666666"/>
+                <w:sz w:val="19"/>
+                <w:szCs w:val="19"/>
+              </w:rPr>
+              <w:t>avatar_url</w:t>
+            </w:r>
+            <w:proofErr w:type="spellEnd"/>
+            <w:r>
+              <w:rPr>
+                <w:color w:val="666666"/>
+                <w:sz w:val="19"/>
+                <w:szCs w:val="19"/>
+              </w:rPr>
+              <w:t xml:space="preserve">, </w:t>
+            </w:r>
+            <w:proofErr w:type="spellStart"/>
+            <w:r>
+              <w:rPr>
+                <w:color w:val="666666"/>
+                <w:sz w:val="19"/>
+                <w:szCs w:val="19"/>
+              </w:rPr>
+              <w:t>banner_url</w:t>
+            </w:r>
+            <w:proofErr w:type="spellEnd"/>
+            <w:r>
+              <w:rPr>
+                <w:color w:val="666666"/>
+                <w:sz w:val="19"/>
+                <w:szCs w:val="19"/>
+              </w:rPr>
+              <w:t xml:space="preserve">, bio, </w:t>
+            </w:r>
+            <w:proofErr w:type="spellStart"/>
+            <w:r>
+              <w:rPr>
+                <w:color w:val="666666"/>
+                <w:sz w:val="19"/>
+                <w:szCs w:val="19"/>
+              </w:rPr>
+              <w:t>display_name</w:t>
+            </w:r>
+            <w:proofErr w:type="spellEnd"/>
+            <w:r>
+              <w:rPr>
+                <w:color w:val="666666"/>
+                <w:sz w:val="19"/>
+                <w:szCs w:val="19"/>
+              </w:rPr>
+              <w:t xml:space="preserve">, </w:t>
+            </w:r>
+            <w:proofErr w:type="spellStart"/>
+            <w:r>
+              <w:rPr>
+                <w:color w:val="666666"/>
+                <w:sz w:val="19"/>
+                <w:szCs w:val="19"/>
+              </w:rPr>
+              <w:t>spotify_id</w:t>
+            </w:r>
+            <w:proofErr w:type="spellEnd"/>
+            <w:r>
+              <w:rPr>
+                <w:color w:val="666666"/>
+                <w:sz w:val="19"/>
+                <w:szCs w:val="19"/>
+              </w:rPr>
+              <w:t>.</w:t>
             </w:r>
           </w:p>
         </w:tc>
       </w:tr>
       <w:tr>
-        <w:tblPrEx>
-          <w:tblCellMar>
-            <w:top w:w="0" w:type="dxa"/>
-            <w:bottom w:w="0" w:type="dxa"/>
-          </w:tblCellMar>
-        </w:tblPrEx>
         <w:tc>
           <w:tcPr>
             <w:tcW w:w="2000" w:type="dxa"/>
@@ -5757,18 +6686,48 @@
                 <w:sz w:val="19"/>
                 <w:szCs w:val="19"/>
               </w:rPr>
-              <w:t>Social follow graph. follower_id follows following_id. Unique pair constraint prevents duplicates.</w:t>
+              <w:t xml:space="preserve">Social follow graph. </w:t>
+            </w:r>
+            <w:proofErr w:type="spellStart"/>
+            <w:r>
+              <w:rPr>
+                <w:color w:val="666666"/>
+                <w:sz w:val="19"/>
+                <w:szCs w:val="19"/>
+              </w:rPr>
+              <w:t>follower_id</w:t>
+            </w:r>
+            <w:proofErr w:type="spellEnd"/>
+            <w:r>
+              <w:rPr>
+                <w:color w:val="666666"/>
+                <w:sz w:val="19"/>
+                <w:szCs w:val="19"/>
+              </w:rPr>
+              <w:t xml:space="preserve"> follows </w:t>
+            </w:r>
+            <w:proofErr w:type="spellStart"/>
+            <w:r>
+              <w:rPr>
+                <w:color w:val="666666"/>
+                <w:sz w:val="19"/>
+                <w:szCs w:val="19"/>
+              </w:rPr>
+              <w:t>following_id</w:t>
+            </w:r>
+            <w:proofErr w:type="spellEnd"/>
+            <w:r>
+              <w:rPr>
+                <w:color w:val="666666"/>
+                <w:sz w:val="19"/>
+                <w:szCs w:val="19"/>
+              </w:rPr>
+              <w:t>. Unique pair constraint prevents duplicates.</w:t>
             </w:r>
           </w:p>
         </w:tc>
       </w:tr>
       <w:tr>
-        <w:tblPrEx>
-          <w:tblCellMar>
-            <w:top w:w="0" w:type="dxa"/>
-            <w:bottom w:w="0" w:type="dxa"/>
-          </w:tblCellMar>
-        </w:tblPrEx>
         <w:tc>
           <w:tcPr>
             <w:tcW w:w="2000" w:type="dxa"/>
@@ -5786,14 +6745,45 @@
             </w:tcMar>
           </w:tcPr>
           <w:p>
-            <w:r>
-              <w:rPr>
-                <w:b/>
-                <w:bCs/>
-                <w:sz w:val="19"/>
-                <w:szCs w:val="19"/>
-              </w:rPr>
-              <w:t>handle_new_user() trigger</w:t>
+            <w:proofErr w:type="spellStart"/>
+            <w:r>
+              <w:rPr>
+                <w:b/>
+                <w:bCs/>
+                <w:sz w:val="19"/>
+                <w:szCs w:val="19"/>
+              </w:rPr>
+              <w:t>handle_new_</w:t>
+            </w:r>
+            <w:proofErr w:type="gramStart"/>
+            <w:r>
+              <w:rPr>
+                <w:b/>
+                <w:bCs/>
+                <w:sz w:val="19"/>
+                <w:szCs w:val="19"/>
+              </w:rPr>
+              <w:t>user</w:t>
+            </w:r>
+            <w:proofErr w:type="spellEnd"/>
+            <w:r>
+              <w:rPr>
+                <w:b/>
+                <w:bCs/>
+                <w:sz w:val="19"/>
+                <w:szCs w:val="19"/>
+              </w:rPr>
+              <w:t>(</w:t>
+            </w:r>
+            <w:proofErr w:type="gramEnd"/>
+            <w:r>
+              <w:rPr>
+                <w:b/>
+                <w:bCs/>
+                <w:sz w:val="19"/>
+                <w:szCs w:val="19"/>
+              </w:rPr>
+              <w:t>) trigger</w:t>
             </w:r>
           </w:p>
         </w:tc>
@@ -5854,12 +6844,6 @@
         </w:tc>
       </w:tr>
       <w:tr>
-        <w:tblPrEx>
-          <w:tblCellMar>
-            <w:top w:w="0" w:type="dxa"/>
-            <w:bottom w:w="0" w:type="dxa"/>
-          </w:tblCellMar>
-        </w:tblPrEx>
         <w:tc>
           <w:tcPr>
             <w:tcW w:w="2000" w:type="dxa"/>
@@ -5877,14 +6861,45 @@
             </w:tcMar>
           </w:tcPr>
           <w:p>
-            <w:r>
-              <w:rPr>
-                <w:b/>
-                <w:bCs/>
-                <w:sz w:val="19"/>
-                <w:szCs w:val="19"/>
-              </w:rPr>
-              <w:t>recalculate_banger_ratio()</w:t>
+            <w:proofErr w:type="spellStart"/>
+            <w:r>
+              <w:rPr>
+                <w:b/>
+                <w:bCs/>
+                <w:sz w:val="19"/>
+                <w:szCs w:val="19"/>
+              </w:rPr>
+              <w:t>recalculate_banger_</w:t>
+            </w:r>
+            <w:proofErr w:type="gramStart"/>
+            <w:r>
+              <w:rPr>
+                <w:b/>
+                <w:bCs/>
+                <w:sz w:val="19"/>
+                <w:szCs w:val="19"/>
+              </w:rPr>
+              <w:t>ratio</w:t>
+            </w:r>
+            <w:proofErr w:type="spellEnd"/>
+            <w:r>
+              <w:rPr>
+                <w:b/>
+                <w:bCs/>
+                <w:sz w:val="19"/>
+                <w:szCs w:val="19"/>
+              </w:rPr>
+              <w:t>(</w:t>
+            </w:r>
+            <w:proofErr w:type="gramEnd"/>
+            <w:r>
+              <w:rPr>
+                <w:b/>
+                <w:bCs/>
+                <w:sz w:val="19"/>
+                <w:szCs w:val="19"/>
+              </w:rPr>
+              <w:t>)</w:t>
             </w:r>
           </w:p>
         </w:tc>
@@ -5939,18 +6954,66 @@
                 <w:sz w:val="19"/>
                 <w:szCs w:val="19"/>
               </w:rPr>
-              <w:t>Stored procedure called after ratings are submitted. Recalculates avg_rating, is_banger per track, and banger_ratio for the album.</w:t>
+              <w:t xml:space="preserve">Stored procedure called after ratings are submitted. Recalculates </w:t>
+            </w:r>
+            <w:proofErr w:type="spellStart"/>
+            <w:r>
+              <w:rPr>
+                <w:color w:val="666666"/>
+                <w:sz w:val="19"/>
+                <w:szCs w:val="19"/>
+              </w:rPr>
+              <w:t>avg_rating</w:t>
+            </w:r>
+            <w:proofErr w:type="spellEnd"/>
+            <w:r>
+              <w:rPr>
+                <w:color w:val="666666"/>
+                <w:sz w:val="19"/>
+                <w:szCs w:val="19"/>
+              </w:rPr>
+              <w:t xml:space="preserve">, </w:t>
+            </w:r>
+            <w:proofErr w:type="spellStart"/>
+            <w:r>
+              <w:rPr>
+                <w:color w:val="666666"/>
+                <w:sz w:val="19"/>
+                <w:szCs w:val="19"/>
+              </w:rPr>
+              <w:t>is_banger</w:t>
+            </w:r>
+            <w:proofErr w:type="spellEnd"/>
+            <w:r>
+              <w:rPr>
+                <w:color w:val="666666"/>
+                <w:sz w:val="19"/>
+                <w:szCs w:val="19"/>
+              </w:rPr>
+              <w:t xml:space="preserve"> per track, and </w:t>
+            </w:r>
+            <w:proofErr w:type="spellStart"/>
+            <w:r>
+              <w:rPr>
+                <w:color w:val="666666"/>
+                <w:sz w:val="19"/>
+                <w:szCs w:val="19"/>
+              </w:rPr>
+              <w:t>banger_ratio</w:t>
+            </w:r>
+            <w:proofErr w:type="spellEnd"/>
+            <w:r>
+              <w:rPr>
+                <w:color w:val="666666"/>
+                <w:sz w:val="19"/>
+                <w:szCs w:val="19"/>
+              </w:rPr>
+              <w:t xml:space="preserve"> for the album.</w:t>
             </w:r>
           </w:p>
         </w:tc>
       </w:tr>
       <w:tr>
-        <w:tblPrEx>
-          <w:tblCellMar>
-            <w:top w:w="0" w:type="dxa"/>
-            <w:bottom w:w="0" w:type="dxa"/>
-          </w:tblCellMar>
-        </w:tblPrEx>
         <w:tc>
           <w:tcPr>
             <w:tcW w:w="2000" w:type="dxa"/>
@@ -6036,12 +7099,6 @@
         </w:tc>
       </w:tr>
       <w:tr>
-        <w:tblPrEx>
-          <w:tblCellMar>
-            <w:top w:w="0" w:type="dxa"/>
-            <w:bottom w:w="0" w:type="dxa"/>
-          </w:tblCellMar>
-        </w:tblPrEx>
         <w:tc>
           <w:tcPr>
             <w:tcW w:w="2000" w:type="dxa"/>
@@ -6127,12 +7184,6 @@
         </w:tc>
       </w:tr>
       <w:tr>
-        <w:tblPrEx>
-          <w:tblCellMar>
-            <w:top w:w="0" w:type="dxa"/>
-            <w:bottom w:w="0" w:type="dxa"/>
-          </w:tblCellMar>
-        </w:tblPrEx>
         <w:tc>
           <w:tcPr>
             <w:tcW w:w="2000" w:type="dxa"/>
@@ -6150,14 +7201,25 @@
             </w:tcMar>
           </w:tcPr>
           <w:p>
-            <w:r>
-              <w:rPr>
-                <w:b/>
-                <w:bCs/>
-                <w:sz w:val="19"/>
-                <w:szCs w:val="19"/>
-              </w:rPr>
-              <w:t>pg_trgm extension</w:t>
+            <w:proofErr w:type="spellStart"/>
+            <w:r>
+              <w:rPr>
+                <w:b/>
+                <w:bCs/>
+                <w:sz w:val="19"/>
+                <w:szCs w:val="19"/>
+              </w:rPr>
+              <w:t>pg_trgm</w:t>
+            </w:r>
+            <w:proofErr w:type="spellEnd"/>
+            <w:r>
+              <w:rPr>
+                <w:b/>
+                <w:bCs/>
+                <w:sz w:val="19"/>
+                <w:szCs w:val="19"/>
+              </w:rPr>
+              <w:t xml:space="preserve"> extension</w:t>
             </w:r>
           </w:p>
         </w:tc>
@@ -6212,18 +7274,58 @@
                 <w:sz w:val="19"/>
                 <w:szCs w:val="19"/>
               </w:rPr>
-              <w:t>Enables fuzzy username search on the friends page. Required for .ilike() queries to perform well.</w:t>
+              <w:t xml:space="preserve">Enables fuzzy username search on the </w:t>
+            </w:r>
+            <w:proofErr w:type="gramStart"/>
+            <w:r>
+              <w:rPr>
+                <w:color w:val="666666"/>
+                <w:sz w:val="19"/>
+                <w:szCs w:val="19"/>
+              </w:rPr>
+              <w:t>friends</w:t>
+            </w:r>
+            <w:proofErr w:type="gramEnd"/>
+            <w:r>
+              <w:rPr>
+                <w:color w:val="666666"/>
+                <w:sz w:val="19"/>
+                <w:szCs w:val="19"/>
+              </w:rPr>
+              <w:t xml:space="preserve"> page. Required </w:t>
+            </w:r>
+            <w:proofErr w:type="gramStart"/>
+            <w:r>
+              <w:rPr>
+                <w:color w:val="666666"/>
+                <w:sz w:val="19"/>
+                <w:szCs w:val="19"/>
+              </w:rPr>
+              <w:t>for .</w:t>
+            </w:r>
+            <w:proofErr w:type="spellStart"/>
+            <w:r>
+              <w:rPr>
+                <w:color w:val="666666"/>
+                <w:sz w:val="19"/>
+                <w:szCs w:val="19"/>
+              </w:rPr>
+              <w:t>ilike</w:t>
+            </w:r>
+            <w:proofErr w:type="spellEnd"/>
+            <w:proofErr w:type="gramEnd"/>
+            <w:r>
+              <w:rPr>
+                <w:color w:val="666666"/>
+                <w:sz w:val="19"/>
+                <w:szCs w:val="19"/>
+              </w:rPr>
+              <w:t>() queries to perform well.</w:t>
             </w:r>
           </w:p>
         </w:tc>
       </w:tr>
       <w:tr>
-        <w:tblPrEx>
-          <w:tblCellMar>
-            <w:top w:w="0" w:type="dxa"/>
-            <w:bottom w:w="0" w:type="dxa"/>
-          </w:tblCellMar>
-        </w:tblPrEx>
         <w:tc>
           <w:tcPr>
             <w:tcW w:w="2000" w:type="dxa"/>
@@ -6372,12 +7474,6 @@
         <w:gridCol w:w="4760"/>
       </w:tblGrid>
       <w:tr>
-        <w:tblPrEx>
-          <w:tblCellMar>
-            <w:top w:w="0" w:type="dxa"/>
-            <w:bottom w:w="0" w:type="dxa"/>
-          </w:tblCellMar>
-        </w:tblPrEx>
         <w:tc>
           <w:tcPr>
             <w:tcW w:w="600" w:type="dxa"/>
@@ -6453,18 +7549,22 @@
                 <w:sz w:val="20"/>
                 <w:szCs w:val="20"/>
               </w:rPr>
-              <w:t>User searches any album → iTunes API returns tracks → saved to Supabase</w:t>
-            </w:r>
+              <w:t xml:space="preserve">User searches any album → iTunes API returns tracks → saved to </w:t>
+            </w:r>
+            <w:proofErr w:type="spellStart"/>
+            <w:r>
+              <w:rPr>
+                <w:color w:val="666666"/>
+                <w:sz w:val="20"/>
+                <w:szCs w:val="20"/>
+              </w:rPr>
+              <w:t>Supabase</w:t>
+            </w:r>
+            <w:proofErr w:type="spellEnd"/>
           </w:p>
         </w:tc>
       </w:tr>
       <w:tr>
-        <w:tblPrEx>
-          <w:tblCellMar>
-            <w:top w:w="0" w:type="dxa"/>
-            <w:bottom w:w="0" w:type="dxa"/>
-          </w:tblCellMar>
-        </w:tblPrEx>
         <w:tc>
           <w:tcPr>
             <w:tcW w:w="600" w:type="dxa"/>
@@ -6546,12 +7646,6 @@
         </w:tc>
       </w:tr>
       <w:tr>
-        <w:tblPrEx>
-          <w:tblCellMar>
-            <w:top w:w="0" w:type="dxa"/>
-            <w:bottom w:w="0" w:type="dxa"/>
-          </w:tblCellMar>
-        </w:tblPrEx>
         <w:tc>
           <w:tcPr>
             <w:tcW w:w="600" w:type="dxa"/>
@@ -6633,12 +7727,6 @@
         </w:tc>
       </w:tr>
       <w:tr>
-        <w:tblPrEx>
-          <w:tblCellMar>
-            <w:top w:w="0" w:type="dxa"/>
-            <w:bottom w:w="0" w:type="dxa"/>
-          </w:tblCellMar>
-        </w:tblPrEx>
         <w:tc>
           <w:tcPr>
             <w:tcW w:w="600" w:type="dxa"/>
@@ -6720,12 +7808,6 @@
         </w:tc>
       </w:tr>
       <w:tr>
-        <w:tblPrEx>
-          <w:tblCellMar>
-            <w:top w:w="0" w:type="dxa"/>
-            <w:bottom w:w="0" w:type="dxa"/>
-          </w:tblCellMar>
-        </w:tblPrEx>
         <w:tc>
           <w:tcPr>
             <w:tcW w:w="600" w:type="dxa"/>
@@ -6807,12 +7889,6 @@
         </w:tc>
       </w:tr>
       <w:tr>
-        <w:tblPrEx>
-          <w:tblCellMar>
-            <w:top w:w="0" w:type="dxa"/>
-            <w:bottom w:w="0" w:type="dxa"/>
-          </w:tblCellMar>
-        </w:tblPrEx>
         <w:tc>
           <w:tcPr>
             <w:tcW w:w="600" w:type="dxa"/>
@@ -6882,24 +7958,56 @@
             </w:tcMar>
           </w:tcPr>
           <w:p>
-            <w:r>
-              <w:rPr>
-                <w:color w:val="666666"/>
-                <w:sz w:val="20"/>
-                <w:szCs w:val="20"/>
-              </w:rPr>
-              <w:t>recalculate_banger_ratio() stored procedure runs after submit</w:t>
-            </w:r>
+            <w:proofErr w:type="spellStart"/>
+            <w:r>
+              <w:rPr>
+                <w:color w:val="666666"/>
+                <w:sz w:val="20"/>
+                <w:szCs w:val="20"/>
+              </w:rPr>
+              <w:t>recalculate_banger_</w:t>
+            </w:r>
+            <w:proofErr w:type="gramStart"/>
+            <w:r>
+              <w:rPr>
+                <w:color w:val="666666"/>
+                <w:sz w:val="20"/>
+                <w:szCs w:val="20"/>
+              </w:rPr>
+              <w:t>ratio</w:t>
+            </w:r>
+            <w:proofErr w:type="spellEnd"/>
+            <w:r>
+              <w:rPr>
+                <w:color w:val="666666"/>
+                <w:sz w:val="20"/>
+                <w:szCs w:val="20"/>
+              </w:rPr>
+              <w:t>(</w:t>
+            </w:r>
+            <w:proofErr w:type="gramEnd"/>
+            <w:r>
+              <w:rPr>
+                <w:color w:val="666666"/>
+                <w:sz w:val="20"/>
+                <w:szCs w:val="20"/>
+              </w:rPr>
+              <w:t xml:space="preserve">) stored procedure runs after </w:t>
+            </w:r>
+            <w:proofErr w:type="gramStart"/>
+            <w:r>
+              <w:rPr>
+                <w:color w:val="666666"/>
+                <w:sz w:val="20"/>
+                <w:szCs w:val="20"/>
+              </w:rPr>
+              <w:t>submit</w:t>
+            </w:r>
+            <w:proofErr w:type="gramEnd"/>
           </w:p>
         </w:tc>
       </w:tr>
       <w:tr>
-        <w:tblPrEx>
-          <w:tblCellMar>
-            <w:top w:w="0" w:type="dxa"/>
-            <w:bottom w:w="0" w:type="dxa"/>
-          </w:tblCellMar>
-        </w:tblPrEx>
         <w:tc>
           <w:tcPr>
             <w:tcW w:w="600" w:type="dxa"/>
@@ -6981,12 +8089,6 @@
         </w:tc>
       </w:tr>
       <w:tr>
-        <w:tblPrEx>
-          <w:tblCellMar>
-            <w:top w:w="0" w:type="dxa"/>
-            <w:bottom w:w="0" w:type="dxa"/>
-          </w:tblCellMar>
-        </w:tblPrEx>
         <w:tc>
           <w:tcPr>
             <w:tcW w:w="600" w:type="dxa"/>
@@ -7068,12 +8170,6 @@
         </w:tc>
       </w:tr>
       <w:tr>
-        <w:tblPrEx>
-          <w:tblCellMar>
-            <w:top w:w="0" w:type="dxa"/>
-            <w:bottom w:w="0" w:type="dxa"/>
-          </w:tblCellMar>
-        </w:tblPrEx>
         <w:tc>
           <w:tcPr>
             <w:tcW w:w="600" w:type="dxa"/>
@@ -7155,12 +8251,6 @@
         </w:tc>
       </w:tr>
       <w:tr>
-        <w:tblPrEx>
-          <w:tblCellMar>
-            <w:top w:w="0" w:type="dxa"/>
-            <w:bottom w:w="0" w:type="dxa"/>
-          </w:tblCellMar>
-        </w:tblPrEx>
         <w:tc>
           <w:tcPr>
             <w:tcW w:w="600" w:type="dxa"/>
@@ -7280,12 +8370,6 @@
         <w:gridCol w:w="4760"/>
       </w:tblGrid>
       <w:tr>
-        <w:tblPrEx>
-          <w:tblCellMar>
-            <w:top w:w="0" w:type="dxa"/>
-            <w:bottom w:w="0" w:type="dxa"/>
-          </w:tblCellMar>
-        </w:tblPrEx>
         <w:tc>
           <w:tcPr>
             <w:tcW w:w="600" w:type="dxa"/>
@@ -7361,18 +8445,30 @@
                 <w:sz w:val="20"/>
                 <w:szCs w:val="20"/>
               </w:rPr>
-              <w:t>Auth-aware: shows Sign In or Profile/Sign Out based on login state</w:t>
+              <w:t xml:space="preserve">Auth-aware: shows Sign </w:t>
+            </w:r>
+            <w:proofErr w:type="gramStart"/>
+            <w:r>
+              <w:rPr>
+                <w:color w:val="666666"/>
+                <w:sz w:val="20"/>
+                <w:szCs w:val="20"/>
+              </w:rPr>
+              <w:t>In</w:t>
+            </w:r>
+            <w:proofErr w:type="gramEnd"/>
+            <w:r>
+              <w:rPr>
+                <w:color w:val="666666"/>
+                <w:sz w:val="20"/>
+                <w:szCs w:val="20"/>
+              </w:rPr>
+              <w:t xml:space="preserve"> or Profile/Sign Out based on login state</w:t>
             </w:r>
           </w:p>
         </w:tc>
       </w:tr>
       <w:tr>
-        <w:tblPrEx>
-          <w:tblCellMar>
-            <w:top w:w="0" w:type="dxa"/>
-            <w:bottom w:w="0" w:type="dxa"/>
-          </w:tblCellMar>
-        </w:tblPrEx>
         <w:tc>
           <w:tcPr>
             <w:tcW w:w="600" w:type="dxa"/>
@@ -7456,12 +8552,6 @@
         </w:tc>
       </w:tr>
       <w:tr>
-        <w:tblPrEx>
-          <w:tblCellMar>
-            <w:top w:w="0" w:type="dxa"/>
-            <w:bottom w:w="0" w:type="dxa"/>
-          </w:tblCellMar>
-        </w:tblPrEx>
         <w:tc>
           <w:tcPr>
             <w:tcW w:w="600" w:type="dxa"/>
@@ -7539,18 +8629,30 @@
                 <w:sz w:val="20"/>
                 <w:szCs w:val="20"/>
               </w:rPr>
-              <w:t>Current uploaded Nav.js uses &lt;a href&gt; which causes full page reloads</w:t>
+              <w:t xml:space="preserve">Current uploaded Nav.js uses &lt;a </w:t>
+            </w:r>
+            <w:proofErr w:type="spellStart"/>
+            <w:r>
+              <w:rPr>
+                <w:color w:val="666666"/>
+                <w:sz w:val="20"/>
+                <w:szCs w:val="20"/>
+              </w:rPr>
+              <w:t>href</w:t>
+            </w:r>
+            <w:proofErr w:type="spellEnd"/>
+            <w:r>
+              <w:rPr>
+                <w:color w:val="666666"/>
+                <w:sz w:val="20"/>
+                <w:szCs w:val="20"/>
+              </w:rPr>
+              <w:t>&gt; which causes full page reloads</w:t>
             </w:r>
           </w:p>
         </w:tc>
       </w:tr>
       <w:tr>
-        <w:tblPrEx>
-          <w:tblCellMar>
-            <w:top w:w="0" w:type="dxa"/>
-            <w:bottom w:w="0" w:type="dxa"/>
-          </w:tblCellMar>
-        </w:tblPrEx>
         <w:tc>
           <w:tcPr>
             <w:tcW w:w="600" w:type="dxa"/>
@@ -7632,12 +8734,6 @@
         </w:tc>
       </w:tr>
       <w:tr>
-        <w:tblPrEx>
-          <w:tblCellMar>
-            <w:top w:w="0" w:type="dxa"/>
-            <w:bottom w:w="0" w:type="dxa"/>
-          </w:tblCellMar>
-        </w:tblPrEx>
         <w:tc>
           <w:tcPr>
             <w:tcW w:w="600" w:type="dxa"/>
@@ -7715,18 +8811,30 @@
                 <w:sz w:val="20"/>
                 <w:szCs w:val="20"/>
               </w:rPr>
-              <w:t>Designed in DEP XIII. May not exist. Links to Terms, Settings, About.</w:t>
+              <w:t xml:space="preserve">Designed in DEP XIII. May not exist. Links to Terms, Settings, </w:t>
+            </w:r>
+            <w:proofErr w:type="gramStart"/>
+            <w:r>
+              <w:rPr>
+                <w:color w:val="666666"/>
+                <w:sz w:val="20"/>
+                <w:szCs w:val="20"/>
+              </w:rPr>
+              <w:t>About</w:t>
+            </w:r>
+            <w:proofErr w:type="gramEnd"/>
+            <w:r>
+              <w:rPr>
+                <w:color w:val="666666"/>
+                <w:sz w:val="20"/>
+                <w:szCs w:val="20"/>
+              </w:rPr>
+              <w:t>.</w:t>
             </w:r>
           </w:p>
         </w:tc>
       </w:tr>
       <w:tr>
-        <w:tblPrEx>
-          <w:tblCellMar>
-            <w:top w:w="0" w:type="dxa"/>
-            <w:bottom w:w="0" w:type="dxa"/>
-          </w:tblCellMar>
-        </w:tblPrEx>
         <w:tc>
           <w:tcPr>
             <w:tcW w:w="600" w:type="dxa"/>
@@ -7810,12 +8918,6 @@
         </w:tc>
       </w:tr>
       <w:tr>
-        <w:tblPrEx>
-          <w:tblCellMar>
-            <w:top w:w="0" w:type="dxa"/>
-            <w:bottom w:w="0" w:type="dxa"/>
-          </w:tblCellMar>
-        </w:tblPrEx>
         <w:tc>
           <w:tcPr>
             <w:tcW w:w="600" w:type="dxa"/>
@@ -7935,12 +9037,6 @@
         <w:gridCol w:w="4760"/>
       </w:tblGrid>
       <w:tr>
-        <w:tblPrEx>
-          <w:tblCellMar>
-            <w:top w:w="0" w:type="dxa"/>
-            <w:bottom w:w="0" w:type="dxa"/>
-          </w:tblCellMar>
-        </w:tblPrEx>
         <w:tc>
           <w:tcPr>
             <w:tcW w:w="600" w:type="dxa"/>
@@ -8010,24 +9106,28 @@
             </w:tcMar>
           </w:tcPr>
           <w:p>
-            <w:r>
-              <w:rPr>
-                <w:color w:val="666666"/>
-                <w:sz w:val="20"/>
-                <w:szCs w:val="20"/>
-              </w:rPr>
-              <w:t>Supabase Auth. Email confirmation required.</w:t>
+            <w:proofErr w:type="spellStart"/>
+            <w:r>
+              <w:rPr>
+                <w:color w:val="666666"/>
+                <w:sz w:val="20"/>
+                <w:szCs w:val="20"/>
+              </w:rPr>
+              <w:t>Supabase</w:t>
+            </w:r>
+            <w:proofErr w:type="spellEnd"/>
+            <w:r>
+              <w:rPr>
+                <w:color w:val="666666"/>
+                <w:sz w:val="20"/>
+                <w:szCs w:val="20"/>
+              </w:rPr>
+              <w:t xml:space="preserve"> Auth. Email confirmation required.</w:t>
             </w:r>
           </w:p>
         </w:tc>
       </w:tr>
       <w:tr>
-        <w:tblPrEx>
-          <w:tblCellMar>
-            <w:top w:w="0" w:type="dxa"/>
-            <w:bottom w:w="0" w:type="dxa"/>
-          </w:tblCellMar>
-        </w:tblPrEx>
         <w:tc>
           <w:tcPr>
             <w:tcW w:w="600" w:type="dxa"/>
@@ -8109,12 +9209,6 @@
         </w:tc>
       </w:tr>
       <w:tr>
-        <w:tblPrEx>
-          <w:tblCellMar>
-            <w:top w:w="0" w:type="dxa"/>
-            <w:bottom w:w="0" w:type="dxa"/>
-          </w:tblCellMar>
-        </w:tblPrEx>
         <w:tc>
           <w:tcPr>
             <w:tcW w:w="600" w:type="dxa"/>
@@ -8190,18 +9284,30 @@
                 <w:sz w:val="20"/>
                 <w:szCs w:val="20"/>
               </w:rPr>
-              <w:t>Stored in Supabase user metadata on signup</w:t>
+              <w:t xml:space="preserve">Stored in </w:t>
+            </w:r>
+            <w:proofErr w:type="spellStart"/>
+            <w:r>
+              <w:rPr>
+                <w:color w:val="666666"/>
+                <w:sz w:val="20"/>
+                <w:szCs w:val="20"/>
+              </w:rPr>
+              <w:t>Supabase</w:t>
+            </w:r>
+            <w:proofErr w:type="spellEnd"/>
+            <w:r>
+              <w:rPr>
+                <w:color w:val="666666"/>
+                <w:sz w:val="20"/>
+                <w:szCs w:val="20"/>
+              </w:rPr>
+              <w:t xml:space="preserve"> user metadata on signup</w:t>
             </w:r>
           </w:p>
         </w:tc>
       </w:tr>
       <w:tr>
-        <w:tblPrEx>
-          <w:tblCellMar>
-            <w:top w:w="0" w:type="dxa"/>
-            <w:bottom w:w="0" w:type="dxa"/>
-          </w:tblCellMar>
-        </w:tblPrEx>
         <w:tc>
           <w:tcPr>
             <w:tcW w:w="600" w:type="dxa"/>
@@ -8283,12 +9389,6 @@
         </w:tc>
       </w:tr>
       <w:tr>
-        <w:tblPrEx>
-          <w:tblCellMar>
-            <w:top w:w="0" w:type="dxa"/>
-            <w:bottom w:w="0" w:type="dxa"/>
-          </w:tblCellMar>
-        </w:tblPrEx>
         <w:tc>
           <w:tcPr>
             <w:tcW w:w="600" w:type="dxa"/>
@@ -8372,12 +9472,6 @@
         </w:tc>
       </w:tr>
       <w:tr>
-        <w:tblPrEx>
-          <w:tblCellMar>
-            <w:top w:w="0" w:type="dxa"/>
-            <w:bottom w:w="0" w:type="dxa"/>
-          </w:tblCellMar>
-        </w:tblPrEx>
         <w:tc>
           <w:tcPr>
             <w:tcW w:w="600" w:type="dxa"/>
@@ -8461,12 +9555,6 @@
         </w:tc>
       </w:tr>
       <w:tr>
-        <w:tblPrEx>
-          <w:tblCellMar>
-            <w:top w:w="0" w:type="dxa"/>
-            <w:bottom w:w="0" w:type="dxa"/>
-          </w:tblCellMar>
-        </w:tblPrEx>
         <w:tc>
           <w:tcPr>
             <w:tcW w:w="600" w:type="dxa"/>
@@ -8550,12 +9638,6 @@
         </w:tc>
       </w:tr>
       <w:tr>
-        <w:tblPrEx>
-          <w:tblCellMar>
-            <w:top w:w="0" w:type="dxa"/>
-            <w:bottom w:w="0" w:type="dxa"/>
-          </w:tblCellMar>
-        </w:tblPrEx>
         <w:tc>
           <w:tcPr>
             <w:tcW w:w="600" w:type="dxa"/>
@@ -8639,12 +9721,6 @@
         </w:tc>
       </w:tr>
       <w:tr>
-        <w:tblPrEx>
-          <w:tblCellMar>
-            <w:top w:w="0" w:type="dxa"/>
-            <w:bottom w:w="0" w:type="dxa"/>
-          </w:tblCellMar>
-        </w:tblPrEx>
         <w:tc>
           <w:tcPr>
             <w:tcW w:w="600" w:type="dxa"/>
@@ -8722,18 +9798,30 @@
                 <w:sz w:val="20"/>
                 <w:szCs w:val="20"/>
               </w:rPr>
-              <w:t>Designed in DEP XIII. jsonb column. Settings page input. May not exist.</w:t>
+              <w:t xml:space="preserve">Designed in DEP XIII. </w:t>
+            </w:r>
+            <w:proofErr w:type="spellStart"/>
+            <w:r>
+              <w:rPr>
+                <w:color w:val="666666"/>
+                <w:sz w:val="20"/>
+                <w:szCs w:val="20"/>
+              </w:rPr>
+              <w:t>jsonb</w:t>
+            </w:r>
+            <w:proofErr w:type="spellEnd"/>
+            <w:r>
+              <w:rPr>
+                <w:color w:val="666666"/>
+                <w:sz w:val="20"/>
+                <w:szCs w:val="20"/>
+              </w:rPr>
+              <w:t xml:space="preserve"> column. Settings page input. May not exist.</w:t>
             </w:r>
           </w:p>
         </w:tc>
       </w:tr>
       <w:tr>
-        <w:tblPrEx>
-          <w:tblCellMar>
-            <w:top w:w="0" w:type="dxa"/>
-            <w:bottom w:w="0" w:type="dxa"/>
-          </w:tblCellMar>
-        </w:tblPrEx>
         <w:tc>
           <w:tcPr>
             <w:tcW w:w="600" w:type="dxa"/>
@@ -8817,12 +9905,6 @@
         </w:tc>
       </w:tr>
       <w:tr>
-        <w:tblPrEx>
-          <w:tblCellMar>
-            <w:top w:w="0" w:type="dxa"/>
-            <w:bottom w:w="0" w:type="dxa"/>
-          </w:tblCellMar>
-        </w:tblPrEx>
         <w:tc>
           <w:tcPr>
             <w:tcW w:w="600" w:type="dxa"/>
@@ -8906,12 +9988,6 @@
         </w:tc>
       </w:tr>
       <w:tr>
-        <w:tblPrEx>
-          <w:tblCellMar>
-            <w:top w:w="0" w:type="dxa"/>
-            <w:bottom w:w="0" w:type="dxa"/>
-          </w:tblCellMar>
-        </w:tblPrEx>
         <w:tc>
           <w:tcPr>
             <w:tcW w:w="600" w:type="dxa"/>
@@ -8995,12 +10071,6 @@
         </w:tc>
       </w:tr>
       <w:tr>
-        <w:tblPrEx>
-          <w:tblCellMar>
-            <w:top w:w="0" w:type="dxa"/>
-            <w:bottom w:w="0" w:type="dxa"/>
-          </w:tblCellMar>
-        </w:tblPrEx>
         <w:tc>
           <w:tcPr>
             <w:tcW w:w="600" w:type="dxa"/>
@@ -9078,18 +10148,58 @@
                 <w:sz w:val="20"/>
                 <w:szCs w:val="20"/>
               </w:rPr>
-              <w:t>Part of settings page. Uses supabase.auth.updateUser()</w:t>
+              <w:t xml:space="preserve">Part of settings page. Uses </w:t>
+            </w:r>
+            <w:proofErr w:type="spellStart"/>
+            <w:proofErr w:type="gramStart"/>
+            <w:r>
+              <w:rPr>
+                <w:color w:val="666666"/>
+                <w:sz w:val="20"/>
+                <w:szCs w:val="20"/>
+              </w:rPr>
+              <w:t>supabase.auth</w:t>
+            </w:r>
+            <w:proofErr w:type="gramEnd"/>
+            <w:r>
+              <w:rPr>
+                <w:color w:val="666666"/>
+                <w:sz w:val="20"/>
+                <w:szCs w:val="20"/>
+              </w:rPr>
+              <w:t>.</w:t>
+            </w:r>
+            <w:proofErr w:type="gramStart"/>
+            <w:r>
+              <w:rPr>
+                <w:color w:val="666666"/>
+                <w:sz w:val="20"/>
+                <w:szCs w:val="20"/>
+              </w:rPr>
+              <w:t>updateUser</w:t>
+            </w:r>
+            <w:proofErr w:type="spellEnd"/>
+            <w:r>
+              <w:rPr>
+                <w:color w:val="666666"/>
+                <w:sz w:val="20"/>
+                <w:szCs w:val="20"/>
+              </w:rPr>
+              <w:t>(</w:t>
+            </w:r>
+            <w:proofErr w:type="gramEnd"/>
+            <w:r>
+              <w:rPr>
+                <w:color w:val="666666"/>
+                <w:sz w:val="20"/>
+                <w:szCs w:val="20"/>
+              </w:rPr>
+              <w:t>)</w:t>
             </w:r>
           </w:p>
         </w:tc>
       </w:tr>
       <w:tr>
-        <w:tblPrEx>
-          <w:tblCellMar>
-            <w:top w:w="0" w:type="dxa"/>
-            <w:bottom w:w="0" w:type="dxa"/>
-          </w:tblCellMar>
-        </w:tblPrEx>
         <w:tc>
           <w:tcPr>
             <w:tcW w:w="600" w:type="dxa"/>
@@ -9167,7 +10277,25 @@
                 <w:sz w:val="20"/>
                 <w:szCs w:val="20"/>
               </w:rPr>
-              <w:t>Referenced in friends page. Full page may not exist.</w:t>
+              <w:t xml:space="preserve">Referenced in </w:t>
+            </w:r>
+            <w:proofErr w:type="gramStart"/>
+            <w:r>
+              <w:rPr>
+                <w:color w:val="666666"/>
+                <w:sz w:val="20"/>
+                <w:szCs w:val="20"/>
+              </w:rPr>
+              <w:t>friends</w:t>
+            </w:r>
+            <w:proofErr w:type="gramEnd"/>
+            <w:r>
+              <w:rPr>
+                <w:color w:val="666666"/>
+                <w:sz w:val="20"/>
+                <w:szCs w:val="20"/>
+              </w:rPr>
+              <w:t xml:space="preserve"> page. Full page may not exist.</w:t>
             </w:r>
           </w:p>
         </w:tc>
@@ -9209,12 +10337,6 @@
         <w:gridCol w:w="4760"/>
       </w:tblGrid>
       <w:tr>
-        <w:tblPrEx>
-          <w:tblCellMar>
-            <w:top w:w="0" w:type="dxa"/>
-            <w:bottom w:w="0" w:type="dxa"/>
-          </w:tblCellMar>
-        </w:tblPrEx>
         <w:tc>
           <w:tcPr>
             <w:tcW w:w="600" w:type="dxa"/>
@@ -9296,12 +10418,6 @@
         </w:tc>
       </w:tr>
       <w:tr>
-        <w:tblPrEx>
-          <w:tblCellMar>
-            <w:top w:w="0" w:type="dxa"/>
-            <w:bottom w:w="0" w:type="dxa"/>
-          </w:tblCellMar>
-        </w:tblPrEx>
         <w:tc>
           <w:tcPr>
             <w:tcW w:w="600" w:type="dxa"/>
@@ -9373,24 +10489,56 @@
             </w:tcMar>
           </w:tcPr>
           <w:p>
-            <w:r>
-              <w:rPr>
-                <w:color w:val="666666"/>
-                <w:sz w:val="20"/>
-                <w:szCs w:val="20"/>
-              </w:rPr>
-              <w:t>Used .ilike() for username search. Requires pg_trgm and follows table.</w:t>
+            <w:proofErr w:type="gramStart"/>
+            <w:r>
+              <w:rPr>
+                <w:color w:val="666666"/>
+                <w:sz w:val="20"/>
+                <w:szCs w:val="20"/>
+              </w:rPr>
+              <w:t>Used .</w:t>
+            </w:r>
+            <w:proofErr w:type="spellStart"/>
+            <w:r>
+              <w:rPr>
+                <w:color w:val="666666"/>
+                <w:sz w:val="20"/>
+                <w:szCs w:val="20"/>
+              </w:rPr>
+              <w:t>ilike</w:t>
+            </w:r>
+            <w:proofErr w:type="spellEnd"/>
+            <w:proofErr w:type="gramEnd"/>
+            <w:r>
+              <w:rPr>
+                <w:color w:val="666666"/>
+                <w:sz w:val="20"/>
+                <w:szCs w:val="20"/>
+              </w:rPr>
+              <w:t xml:space="preserve">() for username search. Requires </w:t>
+            </w:r>
+            <w:proofErr w:type="spellStart"/>
+            <w:r>
+              <w:rPr>
+                <w:color w:val="666666"/>
+                <w:sz w:val="20"/>
+                <w:szCs w:val="20"/>
+              </w:rPr>
+              <w:t>pg_trgm</w:t>
+            </w:r>
+            <w:proofErr w:type="spellEnd"/>
+            <w:r>
+              <w:rPr>
+                <w:color w:val="666666"/>
+                <w:sz w:val="20"/>
+                <w:szCs w:val="20"/>
+              </w:rPr>
+              <w:t xml:space="preserve"> and follows table.</w:t>
             </w:r>
           </w:p>
         </w:tc>
       </w:tr>
       <w:tr>
-        <w:tblPrEx>
-          <w:tblCellMar>
-            <w:top w:w="0" w:type="dxa"/>
-            <w:bottom w:w="0" w:type="dxa"/>
-          </w:tblCellMar>
-        </w:tblPrEx>
         <w:tc>
           <w:tcPr>
             <w:tcW w:w="600" w:type="dxa"/>
@@ -9434,14 +10582,25 @@
             </w:tcMar>
           </w:tcPr>
           <w:p>
-            <w:r>
-              <w:rPr>
-                <w:b/>
-                <w:bCs/>
-                <w:sz w:val="20"/>
-                <w:szCs w:val="20"/>
-              </w:rPr>
-              <w:t>Friends activity feed</w:t>
+            <w:proofErr w:type="gramStart"/>
+            <w:r>
+              <w:rPr>
+                <w:b/>
+                <w:bCs/>
+                <w:sz w:val="20"/>
+                <w:szCs w:val="20"/>
+              </w:rPr>
+              <w:t>Friends</w:t>
+            </w:r>
+            <w:proofErr w:type="gramEnd"/>
+            <w:r>
+              <w:rPr>
+                <w:b/>
+                <w:bCs/>
+                <w:sz w:val="20"/>
+                <w:szCs w:val="20"/>
+              </w:rPr>
+              <w:t xml:space="preserve"> activity feed</w:t>
             </w:r>
           </w:p>
         </w:tc>
@@ -9474,12 +10633,6 @@
         </w:tc>
       </w:tr>
       <w:tr>
-        <w:tblPrEx>
-          <w:tblCellMar>
-            <w:top w:w="0" w:type="dxa"/>
-            <w:bottom w:w="0" w:type="dxa"/>
-          </w:tblCellMar>
-        </w:tblPrEx>
         <w:tc>
           <w:tcPr>
             <w:tcW w:w="600" w:type="dxa"/>
@@ -9563,12 +10716,6 @@
         </w:tc>
       </w:tr>
       <w:tr>
-        <w:tblPrEx>
-          <w:tblCellMar>
-            <w:top w:w="0" w:type="dxa"/>
-            <w:bottom w:w="0" w:type="dxa"/>
-          </w:tblCellMar>
-        </w:tblPrEx>
         <w:tc>
           <w:tcPr>
             <w:tcW w:w="600" w:type="dxa"/>
@@ -9688,12 +10835,6 @@
         <w:gridCol w:w="4760"/>
       </w:tblGrid>
       <w:tr>
-        <w:tblPrEx>
-          <w:tblCellMar>
-            <w:top w:w="0" w:type="dxa"/>
-            <w:bottom w:w="0" w:type="dxa"/>
-          </w:tblCellMar>
-        </w:tblPrEx>
         <w:tc>
           <w:tcPr>
             <w:tcW w:w="600" w:type="dxa"/>
@@ -9775,12 +10916,6 @@
         </w:tc>
       </w:tr>
       <w:tr>
-        <w:tblPrEx>
-          <w:tblCellMar>
-            <w:top w:w="0" w:type="dxa"/>
-            <w:bottom w:w="0" w:type="dxa"/>
-          </w:tblCellMar>
-        </w:tblPrEx>
         <w:tc>
           <w:tcPr>
             <w:tcW w:w="600" w:type="dxa"/>
@@ -9856,18 +10991,30 @@
                 <w:sz w:val="20"/>
                 <w:szCs w:val="20"/>
               </w:rPr>
-              <w:t>Shows Supabase data below charts. Empty state if no ratings.</w:t>
+              <w:t xml:space="preserve">Shows </w:t>
+            </w:r>
+            <w:proofErr w:type="spellStart"/>
+            <w:r>
+              <w:rPr>
+                <w:color w:val="666666"/>
+                <w:sz w:val="20"/>
+                <w:szCs w:val="20"/>
+              </w:rPr>
+              <w:t>Supabase</w:t>
+            </w:r>
+            <w:proofErr w:type="spellEnd"/>
+            <w:r>
+              <w:rPr>
+                <w:color w:val="666666"/>
+                <w:sz w:val="20"/>
+                <w:szCs w:val="20"/>
+              </w:rPr>
+              <w:t xml:space="preserve"> data below charts. Empty state if no ratings.</w:t>
             </w:r>
           </w:p>
         </w:tc>
       </w:tr>
       <w:tr>
-        <w:tblPrEx>
-          <w:tblCellMar>
-            <w:top w:w="0" w:type="dxa"/>
-            <w:bottom w:w="0" w:type="dxa"/>
-          </w:tblCellMar>
-        </w:tblPrEx>
         <w:tc>
           <w:tcPr>
             <w:tcW w:w="600" w:type="dxa"/>
@@ -9949,12 +11096,6 @@
         </w:tc>
       </w:tr>
       <w:tr>
-        <w:tblPrEx>
-          <w:tblCellMar>
-            <w:top w:w="0" w:type="dxa"/>
-            <w:bottom w:w="0" w:type="dxa"/>
-          </w:tblCellMar>
-        </w:tblPrEx>
         <w:tc>
           <w:tcPr>
             <w:tcW w:w="600" w:type="dxa"/>
@@ -10036,12 +11177,6 @@
         </w:tc>
       </w:tr>
       <w:tr>
-        <w:tblPrEx>
-          <w:tblCellMar>
-            <w:top w:w="0" w:type="dxa"/>
-            <w:bottom w:w="0" w:type="dxa"/>
-          </w:tblCellMar>
-        </w:tblPrEx>
         <w:tc>
           <w:tcPr>
             <w:tcW w:w="600" w:type="dxa"/>
@@ -10085,12 +11220,21 @@
             </w:tcMar>
           </w:tcPr>
           <w:p>
-            <w:r>
-              <w:rPr>
-                <w:sz w:val="20"/>
-                <w:szCs w:val="20"/>
-              </w:rPr>
-              <w:t>Artists page — trending (live)</w:t>
+            <w:proofErr w:type="gramStart"/>
+            <w:r>
+              <w:rPr>
+                <w:sz w:val="20"/>
+                <w:szCs w:val="20"/>
+              </w:rPr>
+              <w:t>Artists</w:t>
+            </w:r>
+            <w:proofErr w:type="gramEnd"/>
+            <w:r>
+              <w:rPr>
+                <w:sz w:val="20"/>
+                <w:szCs w:val="20"/>
+              </w:rPr>
+              <w:t xml:space="preserve"> page — trending (live)</w:t>
             </w:r>
           </w:p>
         </w:tc>
@@ -10123,12 +11267,6 @@
         </w:tc>
       </w:tr>
       <w:tr>
-        <w:tblPrEx>
-          <w:tblCellMar>
-            <w:top w:w="0" w:type="dxa"/>
-            <w:bottom w:w="0" w:type="dxa"/>
-          </w:tblCellMar>
-        </w:tblPrEx>
         <w:tc>
           <w:tcPr>
             <w:tcW w:w="600" w:type="dxa"/>
@@ -10172,12 +11310,21 @@
             </w:tcMar>
           </w:tcPr>
           <w:p>
-            <w:r>
-              <w:rPr>
-                <w:sz w:val="20"/>
-                <w:szCs w:val="20"/>
-              </w:rPr>
-              <w:t>Artists page — community rankings</w:t>
+            <w:proofErr w:type="gramStart"/>
+            <w:r>
+              <w:rPr>
+                <w:sz w:val="20"/>
+                <w:szCs w:val="20"/>
+              </w:rPr>
+              <w:t>Artists</w:t>
+            </w:r>
+            <w:proofErr w:type="gramEnd"/>
+            <w:r>
+              <w:rPr>
+                <w:sz w:val="20"/>
+                <w:szCs w:val="20"/>
+              </w:rPr>
+              <w:t xml:space="preserve"> page — community rankings</w:t>
             </w:r>
           </w:p>
         </w:tc>
@@ -10210,12 +11357,6 @@
         </w:tc>
       </w:tr>
       <w:tr>
-        <w:tblPrEx>
-          <w:tblCellMar>
-            <w:top w:w="0" w:type="dxa"/>
-            <w:bottom w:w="0" w:type="dxa"/>
-          </w:tblCellMar>
-        </w:tblPrEx>
         <w:tc>
           <w:tcPr>
             <w:tcW w:w="600" w:type="dxa"/>
@@ -10259,12 +11400,21 @@
             </w:tcMar>
           </w:tcPr>
           <w:p>
-            <w:r>
-              <w:rPr>
-                <w:sz w:val="20"/>
-                <w:szCs w:val="20"/>
-              </w:rPr>
-              <w:t>Artists page — artist search</w:t>
+            <w:proofErr w:type="gramStart"/>
+            <w:r>
+              <w:rPr>
+                <w:sz w:val="20"/>
+                <w:szCs w:val="20"/>
+              </w:rPr>
+              <w:t>Artists</w:t>
+            </w:r>
+            <w:proofErr w:type="gramEnd"/>
+            <w:r>
+              <w:rPr>
+                <w:sz w:val="20"/>
+                <w:szCs w:val="20"/>
+              </w:rPr>
+              <w:t xml:space="preserve"> page — artist search</w:t>
             </w:r>
           </w:p>
         </w:tc>
@@ -10297,12 +11447,6 @@
         </w:tc>
       </w:tr>
       <w:tr>
-        <w:tblPrEx>
-          <w:tblCellMar>
-            <w:top w:w="0" w:type="dxa"/>
-            <w:bottom w:w="0" w:type="dxa"/>
-          </w:tblCellMar>
-        </w:tblPrEx>
         <w:tc>
           <w:tcPr>
             <w:tcW w:w="600" w:type="dxa"/>
@@ -10384,12 +11528,6 @@
         </w:tc>
       </w:tr>
       <w:tr>
-        <w:tblPrEx>
-          <w:tblCellMar>
-            <w:top w:w="0" w:type="dxa"/>
-            <w:bottom w:w="0" w:type="dxa"/>
-          </w:tblCellMar>
-        </w:tblPrEx>
         <w:tc>
           <w:tcPr>
             <w:tcW w:w="600" w:type="dxa"/>
@@ -10473,12 +11611,6 @@
         </w:tc>
       </w:tr>
       <w:tr>
-        <w:tblPrEx>
-          <w:tblCellMar>
-            <w:top w:w="0" w:type="dxa"/>
-            <w:bottom w:w="0" w:type="dxa"/>
-          </w:tblCellMar>
-        </w:tblPrEx>
         <w:tc>
           <w:tcPr>
             <w:tcW w:w="600" w:type="dxa"/>
@@ -10556,18 +11688,48 @@
                 <w:sz w:val="20"/>
                 <w:szCs w:val="20"/>
               </w:rPr>
-              <w:t>Was attempted multiple times. Complex artwork fetch from iTunes using itunes_id. May or may not be working.</w:t>
+              <w:t xml:space="preserve">Was attempted multiple times. Complex artwork </w:t>
+            </w:r>
+            <w:proofErr w:type="gramStart"/>
+            <w:r>
+              <w:rPr>
+                <w:color w:val="666666"/>
+                <w:sz w:val="20"/>
+                <w:szCs w:val="20"/>
+              </w:rPr>
+              <w:t>fetch</w:t>
+            </w:r>
+            <w:proofErr w:type="gramEnd"/>
+            <w:r>
+              <w:rPr>
+                <w:color w:val="666666"/>
+                <w:sz w:val="20"/>
+                <w:szCs w:val="20"/>
+              </w:rPr>
+              <w:t xml:space="preserve"> from iTunes using </w:t>
+            </w:r>
+            <w:proofErr w:type="spellStart"/>
+            <w:r>
+              <w:rPr>
+                <w:color w:val="666666"/>
+                <w:sz w:val="20"/>
+                <w:szCs w:val="20"/>
+              </w:rPr>
+              <w:t>itunes_id</w:t>
+            </w:r>
+            <w:proofErr w:type="spellEnd"/>
+            <w:r>
+              <w:rPr>
+                <w:color w:val="666666"/>
+                <w:sz w:val="20"/>
+                <w:szCs w:val="20"/>
+              </w:rPr>
+              <w:t>. May or may not be working.</w:t>
             </w:r>
           </w:p>
         </w:tc>
       </w:tr>
       <w:tr>
-        <w:tblPrEx>
-          <w:tblCellMar>
-            <w:top w:w="0" w:type="dxa"/>
-            <w:bottom w:w="0" w:type="dxa"/>
-          </w:tblCellMar>
-        </w:tblPrEx>
         <w:tc>
           <w:tcPr>
             <w:tcW w:w="600" w:type="dxa"/>
@@ -10687,12 +11849,6 @@
         <w:gridCol w:w="4760"/>
       </w:tblGrid>
       <w:tr>
-        <w:tblPrEx>
-          <w:tblCellMar>
-            <w:top w:w="0" w:type="dxa"/>
-            <w:bottom w:w="0" w:type="dxa"/>
-          </w:tblCellMar>
-        </w:tblPrEx>
         <w:tc>
           <w:tcPr>
             <w:tcW w:w="600" w:type="dxa"/>
@@ -10736,12 +11892,21 @@
             </w:tcMar>
           </w:tcPr>
           <w:p>
-            <w:r>
-              <w:rPr>
-                <w:sz w:val="20"/>
-                <w:szCs w:val="20"/>
-              </w:rPr>
-              <w:t>Supabase Row Level Security</w:t>
+            <w:proofErr w:type="spellStart"/>
+            <w:r>
+              <w:rPr>
+                <w:sz w:val="20"/>
+                <w:szCs w:val="20"/>
+              </w:rPr>
+              <w:t>Supabase</w:t>
+            </w:r>
+            <w:proofErr w:type="spellEnd"/>
+            <w:r>
+              <w:rPr>
+                <w:sz w:val="20"/>
+                <w:szCs w:val="20"/>
+              </w:rPr>
+              <w:t xml:space="preserve"> Row Level Security</w:t>
             </w:r>
           </w:p>
         </w:tc>
@@ -10774,12 +11939,6 @@
         </w:tc>
       </w:tr>
       <w:tr>
-        <w:tblPrEx>
-          <w:tblCellMar>
-            <w:top w:w="0" w:type="dxa"/>
-            <w:bottom w:w="0" w:type="dxa"/>
-          </w:tblCellMar>
-        </w:tblPrEx>
         <w:tc>
           <w:tcPr>
             <w:tcW w:w="600" w:type="dxa"/>
@@ -10863,12 +12022,6 @@
         </w:tc>
       </w:tr>
       <w:tr>
-        <w:tblPrEx>
-          <w:tblCellMar>
-            <w:top w:w="0" w:type="dxa"/>
-            <w:bottom w:w="0" w:type="dxa"/>
-          </w:tblCellMar>
-        </w:tblPrEx>
         <w:tc>
           <w:tcPr>
             <w:tcW w:w="600" w:type="dxa"/>
@@ -10919,8 +12072,19 @@
                 <w:sz w:val="20"/>
                 <w:szCs w:val="20"/>
               </w:rPr>
-              <w:t>Security headers in next.config</w:t>
-            </w:r>
+              <w:t xml:space="preserve">Security headers in </w:t>
+            </w:r>
+            <w:proofErr w:type="spellStart"/>
+            <w:r>
+              <w:rPr>
+                <w:b/>
+                <w:bCs/>
+                <w:sz w:val="20"/>
+                <w:szCs w:val="20"/>
+              </w:rPr>
+              <w:t>next.config</w:t>
+            </w:r>
+            <w:proofErr w:type="spellEnd"/>
           </w:p>
         </w:tc>
         <w:tc>
@@ -10952,12 +12116,6 @@
         </w:tc>
       </w:tr>
       <w:tr>
-        <w:tblPrEx>
-          <w:tblCellMar>
-            <w:top w:w="0" w:type="dxa"/>
-            <w:bottom w:w="0" w:type="dxa"/>
-          </w:tblCellMar>
-        </w:tblPrEx>
         <w:tc>
           <w:tcPr>
             <w:tcW w:w="600" w:type="dxa"/>
@@ -11001,14 +12159,25 @@
             </w:tcMar>
           </w:tcPr>
           <w:p>
-            <w:r>
-              <w:rPr>
-                <w:b/>
-                <w:bCs/>
-                <w:sz w:val="20"/>
-                <w:szCs w:val="20"/>
-              </w:rPr>
-              <w:t>Supabase auth rate limits</w:t>
+            <w:proofErr w:type="spellStart"/>
+            <w:r>
+              <w:rPr>
+                <w:b/>
+                <w:bCs/>
+                <w:sz w:val="20"/>
+                <w:szCs w:val="20"/>
+              </w:rPr>
+              <w:t>Supabase</w:t>
+            </w:r>
+            <w:proofErr w:type="spellEnd"/>
+            <w:r>
+              <w:rPr>
+                <w:b/>
+                <w:bCs/>
+                <w:sz w:val="20"/>
+                <w:szCs w:val="20"/>
+              </w:rPr>
+              <w:t xml:space="preserve"> auth rate limits</w:t>
             </w:r>
           </w:p>
         </w:tc>
@@ -11041,12 +12210,6 @@
         </w:tc>
       </w:tr>
       <w:tr>
-        <w:tblPrEx>
-          <w:tblCellMar>
-            <w:top w:w="0" w:type="dxa"/>
-            <w:bottom w:w="0" w:type="dxa"/>
-          </w:tblCellMar>
-        </w:tblPrEx>
         <w:tc>
           <w:tcPr>
             <w:tcW w:w="600" w:type="dxa"/>
@@ -11097,8 +12260,19 @@
                 <w:sz w:val="20"/>
                 <w:szCs w:val="20"/>
               </w:rPr>
-              <w:t>Bot / DDoS protection via Vercel</w:t>
-            </w:r>
+              <w:t xml:space="preserve">Bot / DDoS protection via </w:t>
+            </w:r>
+            <w:proofErr w:type="spellStart"/>
+            <w:r>
+              <w:rPr>
+                <w:b/>
+                <w:bCs/>
+                <w:sz w:val="20"/>
+                <w:szCs w:val="20"/>
+              </w:rPr>
+              <w:t>Vercel</w:t>
+            </w:r>
+            <w:proofErr w:type="spellEnd"/>
           </w:p>
         </w:tc>
         <w:tc>
@@ -11118,24 +12292,46 @@
             </w:tcMar>
           </w:tcPr>
           <w:p>
-            <w:r>
-              <w:rPr>
-                <w:color w:val="666666"/>
-                <w:sz w:val="20"/>
-                <w:szCs w:val="20"/>
-              </w:rPr>
-              <w:t>Vercel Firewall — needs to be manually enabled in Vercel dashboard.</w:t>
+            <w:proofErr w:type="spellStart"/>
+            <w:r>
+              <w:rPr>
+                <w:color w:val="666666"/>
+                <w:sz w:val="20"/>
+                <w:szCs w:val="20"/>
+              </w:rPr>
+              <w:t>Vercel</w:t>
+            </w:r>
+            <w:proofErr w:type="spellEnd"/>
+            <w:r>
+              <w:rPr>
+                <w:color w:val="666666"/>
+                <w:sz w:val="20"/>
+                <w:szCs w:val="20"/>
+              </w:rPr>
+              <w:t xml:space="preserve"> Firewall — needs to be manually enabled in </w:t>
+            </w:r>
+            <w:proofErr w:type="spellStart"/>
+            <w:r>
+              <w:rPr>
+                <w:color w:val="666666"/>
+                <w:sz w:val="20"/>
+                <w:szCs w:val="20"/>
+              </w:rPr>
+              <w:t>Vercel</w:t>
+            </w:r>
+            <w:proofErr w:type="spellEnd"/>
+            <w:r>
+              <w:rPr>
+                <w:color w:val="666666"/>
+                <w:sz w:val="20"/>
+                <w:szCs w:val="20"/>
+              </w:rPr>
+              <w:t xml:space="preserve"> dashboard.</w:t>
             </w:r>
           </w:p>
         </w:tc>
       </w:tr>
       <w:tr>
-        <w:tblPrEx>
-          <w:tblCellMar>
-            <w:top w:w="0" w:type="dxa"/>
-            <w:bottom w:w="0" w:type="dxa"/>
-          </w:tblCellMar>
-        </w:tblPrEx>
         <w:tc>
           <w:tcPr>
             <w:tcW w:w="600" w:type="dxa"/>
@@ -11213,7 +12409,25 @@
                 <w:sz w:val="20"/>
                 <w:szCs w:val="20"/>
               </w:rPr>
-              <w:t>Designed in DEP XIII at /terms. About page links to it. Page may 404.</w:t>
+              <w:t xml:space="preserve">Designed in DEP XIII at /terms. About page links to it. Page </w:t>
+            </w:r>
+            <w:proofErr w:type="gramStart"/>
+            <w:r>
+              <w:rPr>
+                <w:color w:val="666666"/>
+                <w:sz w:val="20"/>
+                <w:szCs w:val="20"/>
+              </w:rPr>
+              <w:t>may</w:t>
+            </w:r>
+            <w:proofErr w:type="gramEnd"/>
+            <w:r>
+              <w:rPr>
+                <w:color w:val="666666"/>
+                <w:sz w:val="20"/>
+                <w:szCs w:val="20"/>
+              </w:rPr>
+              <w:t xml:space="preserve"> 404.</w:t>
             </w:r>
           </w:p>
         </w:tc>
@@ -11256,12 +12470,6 @@
         <w:gridCol w:w="4760"/>
       </w:tblGrid>
       <w:tr>
-        <w:tblPrEx>
-          <w:tblCellMar>
-            <w:top w:w="0" w:type="dxa"/>
-            <w:bottom w:w="0" w:type="dxa"/>
-          </w:tblCellMar>
-        </w:tblPrEx>
         <w:tc>
           <w:tcPr>
             <w:tcW w:w="600" w:type="dxa"/>
@@ -11343,12 +12551,6 @@
         </w:tc>
       </w:tr>
       <w:tr>
-        <w:tblPrEx>
-          <w:tblCellMar>
-            <w:top w:w="0" w:type="dxa"/>
-            <w:bottom w:w="0" w:type="dxa"/>
-          </w:tblCellMar>
-        </w:tblPrEx>
         <w:tc>
           <w:tcPr>
             <w:tcW w:w="600" w:type="dxa"/>
@@ -11430,12 +12632,6 @@
         </w:tc>
       </w:tr>
       <w:tr>
-        <w:tblPrEx>
-          <w:tblCellMar>
-            <w:top w:w="0" w:type="dxa"/>
-            <w:bottom w:w="0" w:type="dxa"/>
-          </w:tblCellMar>
-        </w:tblPrEx>
         <w:tc>
           <w:tcPr>
             <w:tcW w:w="600" w:type="dxa"/>
@@ -11486,8 +12682,19 @@
                 <w:sz w:val="20"/>
                 <w:szCs w:val="20"/>
               </w:rPr>
-              <w:t>Waitlist email actually saves</w:t>
-            </w:r>
+              <w:t xml:space="preserve">Waitlist email </w:t>
+            </w:r>
+            <w:proofErr w:type="gramStart"/>
+            <w:r>
+              <w:rPr>
+                <w:b/>
+                <w:bCs/>
+                <w:sz w:val="20"/>
+                <w:szCs w:val="20"/>
+              </w:rPr>
+              <w:t>actually saves</w:t>
+            </w:r>
+            <w:proofErr w:type="gramEnd"/>
           </w:p>
         </w:tc>
         <w:tc>
@@ -11513,18 +12720,30 @@
                 <w:sz w:val="20"/>
                 <w:szCs w:val="20"/>
               </w:rPr>
-              <w:t>'Notify Me' button has no backend. Needs Mailchimp/ConvertKit integration.</w:t>
+              <w:t>'Notify Me' button has no backend. Needs Mailchimp/</w:t>
+            </w:r>
+            <w:proofErr w:type="spellStart"/>
+            <w:r>
+              <w:rPr>
+                <w:color w:val="666666"/>
+                <w:sz w:val="20"/>
+                <w:szCs w:val="20"/>
+              </w:rPr>
+              <w:t>ConvertKit</w:t>
+            </w:r>
+            <w:proofErr w:type="spellEnd"/>
+            <w:r>
+              <w:rPr>
+                <w:color w:val="666666"/>
+                <w:sz w:val="20"/>
+                <w:szCs w:val="20"/>
+              </w:rPr>
+              <w:t xml:space="preserve"> integration.</w:t>
             </w:r>
           </w:p>
         </w:tc>
       </w:tr>
       <w:tr>
-        <w:tblPrEx>
-          <w:tblCellMar>
-            <w:top w:w="0" w:type="dxa"/>
-            <w:bottom w:w="0" w:type="dxa"/>
-          </w:tblCellMar>
-        </w:tblPrEx>
         <w:tc>
           <w:tcPr>
             <w:tcW w:w="600" w:type="dxa"/>
@@ -11575,7 +12794,27 @@
                 <w:sz w:val="20"/>
                 <w:szCs w:val="20"/>
               </w:rPr>
-              <w:t>Real merch store (Shopify etc)</w:t>
+              <w:t xml:space="preserve">Real merch store (Shopify </w:t>
+            </w:r>
+            <w:proofErr w:type="spellStart"/>
+            <w:r>
+              <w:rPr>
+                <w:b/>
+                <w:bCs/>
+                <w:sz w:val="20"/>
+                <w:szCs w:val="20"/>
+              </w:rPr>
+              <w:t>etc</w:t>
+            </w:r>
+            <w:proofErr w:type="spellEnd"/>
+            <w:r>
+              <w:rPr>
+                <w:b/>
+                <w:bCs/>
+                <w:sz w:val="20"/>
+                <w:szCs w:val="20"/>
+              </w:rPr>
+              <w:t>)</w:t>
             </w:r>
           </w:p>
         </w:tc>
@@ -11658,7 +12897,15 @@
         <w:spacing w:before="60" w:after="60"/>
       </w:pPr>
       <w:r>
-        <w:t>Run the full SQL block in Supabase (wipe + fresh schema with all tables and trigger)</w:t>
+        <w:t xml:space="preserve">Run the full SQL block in </w:t>
+      </w:r>
+      <w:proofErr w:type="spellStart"/>
+      <w:r>
+        <w:t>Supabase</w:t>
+      </w:r>
+      <w:proofErr w:type="spellEnd"/>
+      <w:r>
+        <w:t xml:space="preserve"> (wipe + fresh schema with all tables and trigger)</w:t>
       </w:r>
     </w:p>
     <w:p>
@@ -11684,7 +12931,15 @@
         <w:spacing w:before="60" w:after="60"/>
       </w:pPr>
       <w:r>
-        <w:t>Test sign in: log back in with the account</w:t>
+        <w:t xml:space="preserve">Test sign </w:t>
+      </w:r>
+      <w:proofErr w:type="gramStart"/>
+      <w:r>
+        <w:t>in:</w:t>
+      </w:r>
+      <w:proofErr w:type="gramEnd"/>
+      <w:r>
+        <w:t xml:space="preserve"> log back in with the account</w:t>
       </w:r>
     </w:p>
     <w:p>
@@ -11710,7 +12965,31 @@
         <w:spacing w:before="60" w:after="60"/>
       </w:pPr>
       <w:r>
-        <w:t>Add NEXT_PUBLIC_LASTFM_KEY to .env.local and Vercel if you have a Last.fm key</w:t>
+        <w:t xml:space="preserve">Add NEXT_PUBLIC_LASTFM_KEY </w:t>
+      </w:r>
+      <w:proofErr w:type="gramStart"/>
+      <w:r>
+        <w:t>to .</w:t>
+      </w:r>
+      <w:proofErr w:type="spellStart"/>
+      <w:r>
+        <w:t>env</w:t>
+      </w:r>
+      <w:proofErr w:type="gramEnd"/>
+      <w:r>
+        <w:t>.local</w:t>
+      </w:r>
+      <w:proofErr w:type="spellEnd"/>
+      <w:r>
+        <w:t xml:space="preserve"> and </w:t>
+      </w:r>
+      <w:proofErr w:type="spellStart"/>
+      <w:r>
+        <w:t>Vercel</w:t>
+      </w:r>
+      <w:proofErr w:type="spellEnd"/>
+      <w:r>
+        <w:t xml:space="preserve"> if you have a Last.fm key</w:t>
       </w:r>
     </w:p>
     <w:p>
@@ -11736,7 +13015,15 @@
         <w:spacing w:before="60" w:after="60"/>
       </w:pPr>
       <w:r>
-        <w:t>Upload layout.js — confirm Space Grotesk font, NewsBanner, and Nav are included</w:t>
+        <w:t xml:space="preserve">Upload layout.js — confirm Space Grotesk font, </w:t>
+      </w:r>
+      <w:proofErr w:type="spellStart"/>
+      <w:r>
+        <w:t>NewsBanner</w:t>
+      </w:r>
+      <w:proofErr w:type="spellEnd"/>
+      <w:r>
+        <w:t>, and Nav are included</w:t>
       </w:r>
     </w:p>
     <w:p>
@@ -11879,7 +13166,15 @@
         <w:spacing w:before="60" w:after="60"/>
       </w:pPr>
       <w:r>
-        <w:t>Create og-image.png in Canva (1200×630, black bg, pink accent) and place in public/</w:t>
+        <w:t xml:space="preserve">Create og-image.png in Canva (1200×630, black </w:t>
+      </w:r>
+      <w:proofErr w:type="spellStart"/>
+      <w:r>
+        <w:t>bg</w:t>
+      </w:r>
+      <w:proofErr w:type="spellEnd"/>
+      <w:r>
+        <w:t>, pink accent) and place in public/</w:t>
       </w:r>
     </w:p>
     <w:p>
@@ -11892,8 +13187,13 @@
         <w:spacing w:before="60" w:after="60"/>
       </w:pPr>
       <w:r>
-        <w:t>Test link preview at opengraph.xyz</w:t>
+        <w:t xml:space="preserve">Test link preview at </w:t>
       </w:r>
+      <w:proofErr w:type="spellStart"/>
+      <w:r>
+        <w:t>opengraph.xyz</w:t>
+      </w:r>
+      <w:proofErr w:type="spellEnd"/>
     </w:p>
     <w:p>
       <w:pPr>
@@ -11944,7 +13244,15 @@
         <w:spacing w:before="60" w:after="60"/>
       </w:pPr>
       <w:r>
-        <w:t>Fix Nav.js to use Next.js &lt;Link&gt; instead of &lt;a href&gt;</w:t>
+        <w:t xml:space="preserve">Fix Nav.js to use Next.js &lt;Link&gt; instead of &lt;a </w:t>
+      </w:r>
+      <w:proofErr w:type="spellStart"/>
+      <w:r>
+        <w:t>href</w:t>
+      </w:r>
+      <w:proofErr w:type="spellEnd"/>
+      <w:r>
+        <w:t>&gt;</w:t>
       </w:r>
     </w:p>
     <w:p>
@@ -11957,7 +13265,15 @@
         <w:spacing w:before="60" w:after="60"/>
       </w:pPr>
       <w:r>
-        <w:t>Fix merch page apostrophe typo ("Whats Your Ratio Mug" → "What's Your Ratio Mug")</w:t>
+        <w:t>Fix merch page apostrophe typo ("</w:t>
+      </w:r>
+      <w:proofErr w:type="spellStart"/>
+      <w:r>
+        <w:t>Whats</w:t>
+      </w:r>
+      <w:proofErr w:type="spellEnd"/>
+      <w:r>
+        <w:t xml:space="preserve"> Your Ratio Mug" → "What's Your Ratio Mug")</w:t>
       </w:r>
     </w:p>
     <w:p>
@@ -11996,7 +13312,34 @@
         <w:spacing w:before="60" w:after="60"/>
       </w:pPr>
       <w:r>
-        <w:t>Add security headers to next.config.mjs</w:t>
+        <w:t xml:space="preserve">Add security headers to </w:t>
+      </w:r>
+      <w:proofErr w:type="spellStart"/>
+      <w:r>
+        <w:t>next.config.mjs</w:t>
+      </w:r>
+      <w:proofErr w:type="spellEnd"/>
+    </w:p>
+    <w:p>
+      <w:pPr>
+        <w:pStyle w:val="ListParagraph"/>
+        <w:numPr>
+          <w:ilvl w:val="0"/>
+          <w:numId w:val="2"/>
+        </w:numPr>
+        <w:spacing w:before="60" w:after="60"/>
+      </w:pPr>
+      <w:r>
+        <w:lastRenderedPageBreak/>
+        <w:t xml:space="preserve">Enable </w:t>
+      </w:r>
+      <w:proofErr w:type="spellStart"/>
+      <w:r>
+        <w:t>Supabase</w:t>
+      </w:r>
+      <w:proofErr w:type="spellEnd"/>
+      <w:r>
+        <w:t xml:space="preserve"> auth rate limits (Authentication → Rate Limits)</w:t>
       </w:r>
     </w:p>
     <w:p>
@@ -12009,21 +13352,23 @@
         <w:spacing w:before="60" w:after="60"/>
       </w:pPr>
       <w:r>
-        <w:lastRenderedPageBreak/>
-        <w:t>Enable Supabase auth rate limits (Authentication → Rate Limits)</w:t>
+        <w:t xml:space="preserve">Enable </w:t>
       </w:r>
-    </w:p>
-    <w:p>
-      <w:pPr>
-        <w:pStyle w:val="ListParagraph"/>
-        <w:numPr>
-          <w:ilvl w:val="0"/>
-          <w:numId w:val="2"/>
-        </w:numPr>
-        <w:spacing w:before="60" w:after="60"/>
-      </w:pPr>
+      <w:proofErr w:type="spellStart"/>
       <w:r>
-        <w:t>Enable Vercel Firewall in Vercel dashboard</w:t>
+        <w:t>Vercel</w:t>
+      </w:r>
+      <w:proofErr w:type="spellEnd"/>
+      <w:r>
+        <w:t xml:space="preserve"> Firewall in </w:t>
+      </w:r>
+      <w:proofErr w:type="spellStart"/>
+      <w:r>
+        <w:t>Vercel</w:t>
+      </w:r>
+      <w:proofErr w:type="spellEnd"/>
+      <w:r>
+        <w:t xml:space="preserve"> dashboard</w:t>
       </w:r>
     </w:p>
     <w:p>
@@ -12049,7 +13394,33 @@
         <w:spacing w:before="60" w:after="60"/>
       </w:pPr>
       <w:r>
-        <w:t>Merch waitlist → connect to Mailchimp or ConvertKit</w:t>
+        <w:t xml:space="preserve">Merch waitlist → connect to Mailchimp or </w:t>
+      </w:r>
+      <w:proofErr w:type="spellStart"/>
+      <w:r>
+        <w:t>ConvertKit</w:t>
+      </w:r>
+      <w:proofErr w:type="spellEnd"/>
+    </w:p>
+    <w:p>
+      <w:pPr>
+        <w:pStyle w:val="ListParagraph"/>
+        <w:numPr>
+          <w:ilvl w:val="0"/>
+          <w:numId w:val="2"/>
+        </w:numPr>
+        <w:spacing w:before="60" w:after="60"/>
+      </w:pPr>
+      <w:r>
+        <w:t xml:space="preserve">Homepage stats → pull real counts from </w:t>
+      </w:r>
+      <w:proofErr w:type="spellStart"/>
+      <w:r>
+        <w:t>Supabase</w:t>
+      </w:r>
+      <w:proofErr w:type="spellEnd"/>
+      <w:r>
+        <w:t xml:space="preserve"> instead of hardcoded numbers</w:t>
       </w:r>
     </w:p>
     <w:p>
@@ -12062,20 +13433,17 @@
         <w:spacing w:before="60" w:after="60"/>
       </w:pPr>
       <w:r>
-        <w:t>Homepage stats → pull real counts from Supabase instead of hardcoded numbers</w:t>
+        <w:t xml:space="preserve">Artist photos → real photos via Last.fm </w:t>
       </w:r>
-    </w:p>
-    <w:p>
-      <w:pPr>
-        <w:pStyle w:val="ListParagraph"/>
-        <w:numPr>
-          <w:ilvl w:val="0"/>
-          <w:numId w:val="2"/>
-        </w:numPr>
-        <w:spacing w:before="60" w:after="60"/>
-      </w:pPr>
+      <w:proofErr w:type="spellStart"/>
+      <w:proofErr w:type="gramStart"/>
       <w:r>
-        <w:t>Artist photos → real photos via Last.fm artist.getInfo API</w:t>
+        <w:t>artist.getInfo</w:t>
+      </w:r>
+      <w:proofErr w:type="spellEnd"/>
+      <w:proofErr w:type="gramEnd"/>
+      <w:r>
+        <w:t xml:space="preserve"> API</w:t>
       </w:r>
     </w:p>
     <w:p>
@@ -12127,7 +13495,15 @@
         <w:pStyle w:val="Heading1"/>
       </w:pPr>
       <w:r>
-        <w:t>9. How to Work With Claude Going Forward</w:t>
+        <w:t xml:space="preserve">9. How to Work </w:t>
+      </w:r>
+      <w:proofErr w:type="gramStart"/>
+      <w:r>
+        <w:t>With</w:t>
+      </w:r>
+      <w:proofErr w:type="gramEnd"/>
+      <w:r>
+        <w:t xml:space="preserve"> Claude Going Forward</w:t>
       </w:r>
     </w:p>
     <w:p>
@@ -12165,12 +13541,6 @@
         <w:gridCol w:w="5360"/>
       </w:tblGrid>
       <w:tr>
-        <w:tblPrEx>
-          <w:tblCellMar>
-            <w:top w:w="0" w:type="dxa"/>
-            <w:bottom w:w="0" w:type="dxa"/>
-          </w:tblCellMar>
-        </w:tblPrEx>
         <w:trPr>
           <w:tblHeader/>
         </w:trPr>
@@ -12236,12 +13606,6 @@
         </w:tc>
       </w:tr>
       <w:tr>
-        <w:tblPrEx>
-          <w:tblCellMar>
-            <w:top w:w="0" w:type="dxa"/>
-            <w:bottom w:w="0" w:type="dxa"/>
-          </w:tblCellMar>
-        </w:tblPrEx>
         <w:tc>
           <w:tcPr>
             <w:tcW w:w="4000" w:type="dxa"/>
@@ -12297,12 +13661,6 @@
         </w:tc>
       </w:tr>
       <w:tr>
-        <w:tblPrEx>
-          <w:tblCellMar>
-            <w:top w:w="0" w:type="dxa"/>
-            <w:bottom w:w="0" w:type="dxa"/>
-          </w:tblCellMar>
-        </w:tblPrEx>
         <w:tc>
           <w:tcPr>
             <w:tcW w:w="4000" w:type="dxa"/>
@@ -12358,12 +13716,6 @@
         </w:tc>
       </w:tr>
       <w:tr>
-        <w:tblPrEx>
-          <w:tblCellMar>
-            <w:top w:w="0" w:type="dxa"/>
-            <w:bottom w:w="0" w:type="dxa"/>
-          </w:tblCellMar>
-        </w:tblPrEx>
         <w:tc>
           <w:tcPr>
             <w:tcW w:w="4000" w:type="dxa"/>
@@ -12419,12 +13771,6 @@
         </w:tc>
       </w:tr>
       <w:tr>
-        <w:tblPrEx>
-          <w:tblCellMar>
-            <w:top w:w="0" w:type="dxa"/>
-            <w:bottom w:w="0" w:type="dxa"/>
-          </w:tblCellMar>
-        </w:tblPrEx>
         <w:tc>
           <w:tcPr>
             <w:tcW w:w="4000" w:type="dxa"/>
@@ -12480,12 +13826,6 @@
         </w:tc>
       </w:tr>
       <w:tr>
-        <w:tblPrEx>
-          <w:tblCellMar>
-            <w:top w:w="0" w:type="dxa"/>
-            <w:bottom w:w="0" w:type="dxa"/>
-          </w:tblCellMar>
-        </w:tblPrEx>
         <w:tc>
           <w:tcPr>
             <w:tcW w:w="4000" w:type="dxa"/>
@@ -12541,12 +13881,6 @@
         </w:tc>
       </w:tr>
       <w:tr>
-        <w:tblPrEx>
-          <w:tblCellMar>
-            <w:top w:w="0" w:type="dxa"/>
-            <w:bottom w:w="0" w:type="dxa"/>
-          </w:tblCellMar>
-        </w:tblPrEx>
         <w:tc>
           <w:tcPr>
             <w:tcW w:w="4000" w:type="dxa"/>
@@ -12621,7 +13955,61 @@
           <w:sz w:val="18"/>
           <w:szCs w:val="18"/>
         </w:rPr>
-        <w:t>■ BANGER RATIOS  ·  PROJECT STATUS MASTER DOC  ·  February 2026  ·  bangerratios.com</w:t>
+        <w:t xml:space="preserve">■ BANGER </w:t>
+      </w:r>
+      <w:proofErr w:type="gramStart"/>
+      <w:r>
+        <w:rPr>
+          <w:color w:val="666666"/>
+          <w:sz w:val="18"/>
+          <w:szCs w:val="18"/>
+        </w:rPr>
+        <w:t>RATIOS  ·</w:t>
+      </w:r>
+      <w:proofErr w:type="gramEnd"/>
+      <w:r>
+        <w:rPr>
+          <w:color w:val="666666"/>
+          <w:sz w:val="18"/>
+          <w:szCs w:val="18"/>
+        </w:rPr>
+        <w:t xml:space="preserve">  PROJECT STATUS MASTER </w:t>
+      </w:r>
+      <w:proofErr w:type="gramStart"/>
+      <w:r>
+        <w:rPr>
+          <w:color w:val="666666"/>
+          <w:sz w:val="18"/>
+          <w:szCs w:val="18"/>
+        </w:rPr>
+        <w:t>DOC  ·</w:t>
+      </w:r>
+      <w:proofErr w:type="gramEnd"/>
+      <w:r>
+        <w:rPr>
+          <w:color w:val="666666"/>
+          <w:sz w:val="18"/>
+          <w:szCs w:val="18"/>
+        </w:rPr>
+        <w:t xml:space="preserve">  February </w:t>
+      </w:r>
+      <w:proofErr w:type="gramStart"/>
+      <w:r>
+        <w:rPr>
+          <w:color w:val="666666"/>
+          <w:sz w:val="18"/>
+          <w:szCs w:val="18"/>
+        </w:rPr>
+        <w:t>2026  ·</w:t>
+      </w:r>
+      <w:proofErr w:type="gramEnd"/>
+      <w:r>
+        <w:rPr>
+          <w:color w:val="666666"/>
+          <w:sz w:val="18"/>
+          <w:szCs w:val="18"/>
+        </w:rPr>
+        <w:t xml:space="preserve">  bangerratios.com</w:t>
       </w:r>
     </w:p>
     <w:sectPr>
